--- a/ZoneControl_Adatszerkezet.docx
+++ b/ZoneControl_Adatszerkezet.docx
@@ -182,7 +182,7 @@
           <w:r>
             <w:fldChar w:fldCharType="separate"/>
           </w:r>
-          <w:hyperlink w:anchor="_Toc241841206" w:history="1">
+          <w:hyperlink w:anchor="_Toc242779923" w:history="1">
             <w:r>
               <w:rPr>
                 <w:rStyle w:val="Hiperhivatkozs"/>
@@ -226,7 +226,7 @@
                 <w:noProof/>
                 <w:webHidden/>
               </w:rPr>
-              <w:instrText xml:space="preserve"> PAGEREF _Toc241841206 \h </w:instrText>
+              <w:instrText xml:space="preserve"> PAGEREF _Toc242779923 \h </w:instrText>
             </w:r>
             <w:r>
               <w:rPr>
@@ -272,7 +272,7 @@
               <w:lang w:eastAsia="hu-HU"/>
             </w:rPr>
           </w:pPr>
-          <w:hyperlink w:anchor="_Toc241841207" w:history="1">
+          <w:hyperlink w:anchor="_Toc242779924" w:history="1">
             <w:r>
               <w:rPr>
                 <w:rStyle w:val="Hiperhivatkozs"/>
@@ -295,7 +295,7 @@
                 <w:rStyle w:val="Hiperhivatkozs"/>
                 <w:noProof/>
               </w:rPr>
-              <w:t>Vendég</w:t>
+              <w:t>vendeg</w:t>
             </w:r>
             <w:r>
               <w:rPr>
@@ -316,7 +316,7 @@
                 <w:noProof/>
                 <w:webHidden/>
               </w:rPr>
-              <w:instrText xml:space="preserve"> PAGEREF _Toc241841207 \h </w:instrText>
+              <w:instrText xml:space="preserve"> PAGEREF _Toc242779924 \h </w:instrText>
             </w:r>
             <w:r>
               <w:rPr>
@@ -362,7 +362,7 @@
               <w:lang w:eastAsia="hu-HU"/>
             </w:rPr>
           </w:pPr>
-          <w:hyperlink w:anchor="_Toc241841208" w:history="1">
+          <w:hyperlink w:anchor="_Toc242779925" w:history="1">
             <w:r>
               <w:rPr>
                 <w:rStyle w:val="Hiperhivatkozs"/>
@@ -385,7 +385,7 @@
                 <w:rStyle w:val="Hiperhivatkozs"/>
                 <w:noProof/>
               </w:rPr>
-              <w:t>Foglalások</w:t>
+              <w:t>foglalasok</w:t>
             </w:r>
             <w:r>
               <w:rPr>
@@ -406,7 +406,7 @@
                 <w:noProof/>
                 <w:webHidden/>
               </w:rPr>
-              <w:instrText xml:space="preserve"> PAGEREF _Toc241841208 \h </w:instrText>
+              <w:instrText xml:space="preserve"> PAGEREF _Toc242779925 \h </w:instrText>
             </w:r>
             <w:r>
               <w:rPr>
@@ -452,7 +452,7 @@
               <w:lang w:eastAsia="hu-HU"/>
             </w:rPr>
           </w:pPr>
-          <w:hyperlink w:anchor="_Toc241841209" w:history="1">
+          <w:hyperlink w:anchor="_Toc242779926" w:history="1">
             <w:r>
               <w:rPr>
                 <w:rStyle w:val="Hiperhivatkozs"/>
@@ -475,7 +475,7 @@
                 <w:rStyle w:val="Hiperhivatkozs"/>
                 <w:noProof/>
               </w:rPr>
-              <w:t>Szobák</w:t>
+              <w:t>szobak</w:t>
             </w:r>
             <w:r>
               <w:rPr>
@@ -496,7 +496,7 @@
                 <w:noProof/>
                 <w:webHidden/>
               </w:rPr>
-              <w:instrText xml:space="preserve"> PAGEREF _Toc241841209 \h </w:instrText>
+              <w:instrText xml:space="preserve"> PAGEREF _Toc242779926 \h </w:instrText>
             </w:r>
             <w:r>
               <w:rPr>
@@ -542,7 +542,7 @@
               <w:lang w:eastAsia="hu-HU"/>
             </w:rPr>
           </w:pPr>
-          <w:hyperlink w:anchor="_Toc241841210" w:history="1">
+          <w:hyperlink w:anchor="_Toc242779927" w:history="1">
             <w:r>
               <w:rPr>
                 <w:rStyle w:val="Hiperhivatkozs"/>
@@ -565,7 +565,7 @@
                 <w:rStyle w:val="Hiperhivatkozs"/>
                 <w:noProof/>
               </w:rPr>
-              <w:t>Jogosultságok</w:t>
+              <w:t>jogosultsagok</w:t>
             </w:r>
             <w:r>
               <w:rPr>
@@ -586,7 +586,7 @@
                 <w:noProof/>
                 <w:webHidden/>
               </w:rPr>
-              <w:instrText xml:space="preserve"> PAGEREF _Toc241841210 \h </w:instrText>
+              <w:instrText xml:space="preserve"> PAGEREF _Toc242779927 \h </w:instrText>
             </w:r>
             <w:r>
               <w:rPr>
@@ -632,7 +632,7 @@
               <w:lang w:eastAsia="hu-HU"/>
             </w:rPr>
           </w:pPr>
-          <w:hyperlink w:anchor="_Toc241841211" w:history="1">
+          <w:hyperlink w:anchor="_Toc242779928" w:history="1">
             <w:r>
               <w:rPr>
                 <w:rStyle w:val="Hiperhivatkozs"/>
@@ -655,7 +655,7 @@
                 <w:rStyle w:val="Hiperhivatkozs"/>
                 <w:noProof/>
               </w:rPr>
-              <w:t>Részlegek</w:t>
+              <w:t>reszlegek</w:t>
             </w:r>
             <w:r>
               <w:rPr>
@@ -676,7 +676,7 @@
                 <w:noProof/>
                 <w:webHidden/>
               </w:rPr>
-              <w:instrText xml:space="preserve"> PAGEREF _Toc241841211 \h </w:instrText>
+              <w:instrText xml:space="preserve"> PAGEREF _Toc242779928 \h </w:instrText>
             </w:r>
             <w:r>
               <w:rPr>
@@ -722,7 +722,7 @@
               <w:lang w:eastAsia="hu-HU"/>
             </w:rPr>
           </w:pPr>
-          <w:hyperlink w:anchor="_Toc241841212" w:history="1">
+          <w:hyperlink w:anchor="_Toc242779929" w:history="1">
             <w:r>
               <w:rPr>
                 <w:rStyle w:val="Hiperhivatkozs"/>
@@ -745,7 +745,7 @@
                 <w:rStyle w:val="Hiperhivatkozs"/>
                 <w:noProof/>
               </w:rPr>
-              <w:t>Belépési napló</w:t>
+              <w:t>belepesiNaplo</w:t>
             </w:r>
             <w:r>
               <w:rPr>
@@ -766,7 +766,7 @@
                 <w:noProof/>
                 <w:webHidden/>
               </w:rPr>
-              <w:instrText xml:space="preserve"> PAGEREF _Toc241841212 \h </w:instrText>
+              <w:instrText xml:space="preserve"> PAGEREF _Toc242779929 \h </w:instrText>
             </w:r>
             <w:r>
               <w:rPr>
@@ -812,7 +812,7 @@
               <w:lang w:eastAsia="hu-HU"/>
             </w:rPr>
           </w:pPr>
-          <w:hyperlink w:anchor="_Toc241841213" w:history="1">
+          <w:hyperlink w:anchor="_Toc242779930" w:history="1">
             <w:r>
               <w:rPr>
                 <w:rStyle w:val="Hiperhivatkozs"/>
@@ -835,7 +835,7 @@
                 <w:rStyle w:val="Hiperhivatkozs"/>
                 <w:noProof/>
               </w:rPr>
-              <w:t>Hotelek</w:t>
+              <w:t>hotelek</w:t>
             </w:r>
             <w:r>
               <w:rPr>
@@ -856,7 +856,97 @@
                 <w:noProof/>
                 <w:webHidden/>
               </w:rPr>
-              <w:instrText xml:space="preserve"> PAGEREF _Toc241841213 \h </w:instrText>
+              <w:instrText xml:space="preserve"> PAGEREF _Toc242779930 \h </w:instrText>
+            </w:r>
+            <w:r>
+              <w:rPr>
+                <w:noProof/>
+                <w:webHidden/>
+              </w:rPr>
+            </w:r>
+            <w:r>
+              <w:rPr>
+                <w:noProof/>
+                <w:webHidden/>
+              </w:rPr>
+              <w:fldChar w:fldCharType="separate"/>
+            </w:r>
+            <w:r>
+              <w:rPr>
+                <w:noProof/>
+                <w:webHidden/>
+              </w:rPr>
+              <w:t>4</w:t>
+            </w:r>
+            <w:r>
+              <w:rPr>
+                <w:noProof/>
+                <w:webHidden/>
+              </w:rPr>
+              <w:fldChar w:fldCharType="end"/>
+            </w:r>
+          </w:hyperlink>
+        </w:p>
+        <w:p>
+          <w:pPr>
+            <w:pStyle w:val="TJ2"/>
+            <w:tabs>
+              <w:tab w:val="left" w:pos="880"/>
+              <w:tab w:val="right" w:leader="dot" w:pos="9346"/>
+            </w:tabs>
+            <w:rPr>
+              <w:rFonts w:asciiTheme="minorHAnsi" w:eastAsiaTheme="minorEastAsia" w:hAnsiTheme="minorHAnsi" w:cstheme="minorBidi"/>
+              <w:noProof/>
+              <w:sz w:val="22"/>
+              <w:szCs w:val="22"/>
+              <w:lang w:eastAsia="hu-HU"/>
+            </w:rPr>
+          </w:pPr>
+          <w:hyperlink w:anchor="_Toc242779931" w:history="1">
+            <w:r>
+              <w:rPr>
+                <w:rStyle w:val="Hiperhivatkozs"/>
+                <w:noProof/>
+              </w:rPr>
+              <w:t>1.8.</w:t>
+            </w:r>
+            <w:r>
+              <w:rPr>
+                <w:rFonts w:asciiTheme="minorHAnsi" w:eastAsiaTheme="minorEastAsia" w:hAnsiTheme="minorHAnsi" w:cstheme="minorBidi"/>
+                <w:noProof/>
+                <w:sz w:val="22"/>
+                <w:szCs w:val="22"/>
+                <w:lang w:eastAsia="hu-HU"/>
+              </w:rPr>
+              <w:tab/>
+            </w:r>
+            <w:r>
+              <w:rPr>
+                <w:rStyle w:val="Hiperhivatkozs"/>
+                <w:noProof/>
+              </w:rPr>
+              <w:t>kartya</w:t>
+            </w:r>
+            <w:r>
+              <w:rPr>
+                <w:noProof/>
+                <w:webHidden/>
+              </w:rPr>
+              <w:tab/>
+            </w:r>
+            <w:r>
+              <w:rPr>
+                <w:noProof/>
+                <w:webHidden/>
+              </w:rPr>
+              <w:fldChar w:fldCharType="begin"/>
+            </w:r>
+            <w:r>
+              <w:rPr>
+                <w:noProof/>
+                <w:webHidden/>
+              </w:rPr>
+              <w:instrText xml:space="preserve"> PAGEREF _Toc242779931 \h </w:instrText>
             </w:r>
             <w:r>
               <w:rPr>
@@ -902,7 +992,7 @@
               <w:lang w:eastAsia="hu-HU"/>
             </w:rPr>
           </w:pPr>
-          <w:hyperlink w:anchor="_Toc241841214" w:history="1">
+          <w:hyperlink w:anchor="_Toc242779932" w:history="1">
             <w:r>
               <w:rPr>
                 <w:rStyle w:val="Hiperhivatkozs"/>
@@ -946,7 +1036,7 @@
                 <w:noProof/>
                 <w:webHidden/>
               </w:rPr>
-              <w:instrText xml:space="preserve"> PAGEREF _Toc241841214 \h </w:instrText>
+              <w:instrText xml:space="preserve"> PAGEREF _Toc242779932 \h </w:instrText>
             </w:r>
             <w:r>
               <w:rPr>
@@ -992,7 +1082,7 @@
               <w:lang w:eastAsia="hu-HU"/>
             </w:rPr>
           </w:pPr>
-          <w:hyperlink w:anchor="_Toc241841215" w:history="1">
+          <w:hyperlink w:anchor="_Toc242779933" w:history="1">
             <w:r>
               <w:rPr>
                 <w:rStyle w:val="Hiperhivatkozs"/>
@@ -1015,7 +1105,7 @@
                 <w:rStyle w:val="Hiperhivatkozs"/>
                 <w:noProof/>
               </w:rPr>
-              <w:t>Vendég</w:t>
+              <w:t>vendeg</w:t>
             </w:r>
             <w:r>
               <w:rPr>
@@ -1036,7 +1126,7 @@
                 <w:noProof/>
                 <w:webHidden/>
               </w:rPr>
-              <w:instrText xml:space="preserve"> PAGEREF _Toc241841215 \h </w:instrText>
+              <w:instrText xml:space="preserve"> PAGEREF _Toc242779933 \h </w:instrText>
             </w:r>
             <w:r>
               <w:rPr>
@@ -1082,7 +1172,7 @@
               <w:lang w:eastAsia="hu-HU"/>
             </w:rPr>
           </w:pPr>
-          <w:hyperlink w:anchor="_Toc241841216" w:history="1">
+          <w:hyperlink w:anchor="_Toc242779934" w:history="1">
             <w:r>
               <w:rPr>
                 <w:rStyle w:val="Hiperhivatkozs"/>
@@ -1105,7 +1195,7 @@
                 <w:rStyle w:val="Hiperhivatkozs"/>
                 <w:noProof/>
               </w:rPr>
-              <w:t>Foglalások</w:t>
+              <w:t>foglalasok</w:t>
             </w:r>
             <w:r>
               <w:rPr>
@@ -1126,7 +1216,7 @@
                 <w:noProof/>
                 <w:webHidden/>
               </w:rPr>
-              <w:instrText xml:space="preserve"> PAGEREF _Toc241841216 \h </w:instrText>
+              <w:instrText xml:space="preserve"> PAGEREF _Toc242779934 \h </w:instrText>
             </w:r>
             <w:r>
               <w:rPr>
@@ -1172,7 +1262,7 @@
               <w:lang w:eastAsia="hu-HU"/>
             </w:rPr>
           </w:pPr>
-          <w:hyperlink w:anchor="_Toc241841217" w:history="1">
+          <w:hyperlink w:anchor="_Toc242779935" w:history="1">
             <w:r>
               <w:rPr>
                 <w:rStyle w:val="Hiperhivatkozs"/>
@@ -1195,7 +1285,7 @@
                 <w:rStyle w:val="Hiperhivatkozs"/>
                 <w:noProof/>
               </w:rPr>
-              <w:t>Szobák</w:t>
+              <w:t>szobak</w:t>
             </w:r>
             <w:r>
               <w:rPr>
@@ -1216,7 +1306,7 @@
                 <w:noProof/>
                 <w:webHidden/>
               </w:rPr>
-              <w:instrText xml:space="preserve"> PAGEREF _Toc241841217 \h </w:instrText>
+              <w:instrText xml:space="preserve"> PAGEREF _Toc242779935 \h </w:instrText>
             </w:r>
             <w:r>
               <w:rPr>
@@ -1262,7 +1352,7 @@
               <w:lang w:eastAsia="hu-HU"/>
             </w:rPr>
           </w:pPr>
-          <w:hyperlink w:anchor="_Toc241841218" w:history="1">
+          <w:hyperlink w:anchor="_Toc242779936" w:history="1">
             <w:r>
               <w:rPr>
                 <w:rStyle w:val="Hiperhivatkozs"/>
@@ -1285,7 +1375,7 @@
                 <w:rStyle w:val="Hiperhivatkozs"/>
                 <w:noProof/>
               </w:rPr>
-              <w:t>Jogosultságok</w:t>
+              <w:t>jogosultsagok</w:t>
             </w:r>
             <w:r>
               <w:rPr>
@@ -1306,7 +1396,7 @@
                 <w:noProof/>
                 <w:webHidden/>
               </w:rPr>
-              <w:instrText xml:space="preserve"> PAGEREF _Toc241841218 \h </w:instrText>
+              <w:instrText xml:space="preserve"> PAGEREF _Toc242779936 \h </w:instrText>
             </w:r>
             <w:r>
               <w:rPr>
@@ -1352,7 +1442,7 @@
               <w:lang w:eastAsia="hu-HU"/>
             </w:rPr>
           </w:pPr>
-          <w:hyperlink w:anchor="_Toc241841219" w:history="1">
+          <w:hyperlink w:anchor="_Toc242779937" w:history="1">
             <w:r>
               <w:rPr>
                 <w:rStyle w:val="Hiperhivatkozs"/>
@@ -1375,7 +1465,7 @@
                 <w:rStyle w:val="Hiperhivatkozs"/>
                 <w:noProof/>
               </w:rPr>
-              <w:t>Részlegek</w:t>
+              <w:t>reszlegek</w:t>
             </w:r>
             <w:r>
               <w:rPr>
@@ -1396,7 +1486,7 @@
                 <w:noProof/>
                 <w:webHidden/>
               </w:rPr>
-              <w:instrText xml:space="preserve"> PAGEREF _Toc241841219 \h </w:instrText>
+              <w:instrText xml:space="preserve"> PAGEREF _Toc242779937 \h </w:instrText>
             </w:r>
             <w:r>
               <w:rPr>
@@ -1442,7 +1532,7 @@
               <w:lang w:eastAsia="hu-HU"/>
             </w:rPr>
           </w:pPr>
-          <w:hyperlink w:anchor="_Toc241841220" w:history="1">
+          <w:hyperlink w:anchor="_Toc242779938" w:history="1">
             <w:r>
               <w:rPr>
                 <w:rStyle w:val="Hiperhivatkozs"/>
@@ -1465,7 +1555,7 @@
                 <w:rStyle w:val="Hiperhivatkozs"/>
                 <w:noProof/>
               </w:rPr>
-              <w:t>Belépési napló</w:t>
+              <w:t>belepesiNaplo</w:t>
             </w:r>
             <w:r>
               <w:rPr>
@@ -1486,7 +1576,7 @@
                 <w:noProof/>
                 <w:webHidden/>
               </w:rPr>
-              <w:instrText xml:space="preserve"> PAGEREF _Toc241841220 \h </w:instrText>
+              <w:instrText xml:space="preserve"> PAGEREF _Toc242779938 \h </w:instrText>
             </w:r>
             <w:r>
               <w:rPr>
@@ -1506,7 +1596,7 @@
                 <w:noProof/>
                 <w:webHidden/>
               </w:rPr>
-              <w:t>5</w:t>
+              <w:t>6</w:t>
             </w:r>
             <w:r>
               <w:rPr>
@@ -1532,7 +1622,7 @@
               <w:lang w:eastAsia="hu-HU"/>
             </w:rPr>
           </w:pPr>
-          <w:hyperlink w:anchor="_Toc241841221" w:history="1">
+          <w:hyperlink w:anchor="_Toc242779939" w:history="1">
             <w:r>
               <w:rPr>
                 <w:rStyle w:val="Hiperhivatkozs"/>
@@ -1555,7 +1645,7 @@
                 <w:rStyle w:val="Hiperhivatkozs"/>
                 <w:noProof/>
               </w:rPr>
-              <w:t>Hotelek</w:t>
+              <w:t>hotelek</w:t>
             </w:r>
             <w:r>
               <w:rPr>
@@ -1576,7 +1666,7 @@
                 <w:noProof/>
                 <w:webHidden/>
               </w:rPr>
-              <w:instrText xml:space="preserve"> PAGEREF _Toc241841221 \h </w:instrText>
+              <w:instrText xml:space="preserve"> PAGEREF _Toc242779939 \h </w:instrText>
             </w:r>
             <w:r>
               <w:rPr>
@@ -1596,7 +1686,97 @@
                 <w:noProof/>
                 <w:webHidden/>
               </w:rPr>
-              <w:t>5</w:t>
+              <w:t>6</w:t>
+            </w:r>
+            <w:r>
+              <w:rPr>
+                <w:noProof/>
+                <w:webHidden/>
+              </w:rPr>
+              <w:fldChar w:fldCharType="end"/>
+            </w:r>
+          </w:hyperlink>
+        </w:p>
+        <w:p>
+          <w:pPr>
+            <w:pStyle w:val="TJ2"/>
+            <w:tabs>
+              <w:tab w:val="left" w:pos="880"/>
+              <w:tab w:val="right" w:leader="dot" w:pos="9346"/>
+            </w:tabs>
+            <w:rPr>
+              <w:rFonts w:asciiTheme="minorHAnsi" w:eastAsiaTheme="minorEastAsia" w:hAnsiTheme="minorHAnsi" w:cstheme="minorBidi"/>
+              <w:noProof/>
+              <w:sz w:val="22"/>
+              <w:szCs w:val="22"/>
+              <w:lang w:eastAsia="hu-HU"/>
+            </w:rPr>
+          </w:pPr>
+          <w:hyperlink w:anchor="_Toc242779940" w:history="1">
+            <w:r>
+              <w:rPr>
+                <w:rStyle w:val="Hiperhivatkozs"/>
+                <w:noProof/>
+              </w:rPr>
+              <w:t>2.8.</w:t>
+            </w:r>
+            <w:r>
+              <w:rPr>
+                <w:rFonts w:asciiTheme="minorHAnsi" w:eastAsiaTheme="minorEastAsia" w:hAnsiTheme="minorHAnsi" w:cstheme="minorBidi"/>
+                <w:noProof/>
+                <w:sz w:val="22"/>
+                <w:szCs w:val="22"/>
+                <w:lang w:eastAsia="hu-HU"/>
+              </w:rPr>
+              <w:tab/>
+            </w:r>
+            <w:r>
+              <w:rPr>
+                <w:rStyle w:val="Hiperhivatkozs"/>
+                <w:noProof/>
+              </w:rPr>
+              <w:t>kartya</w:t>
+            </w:r>
+            <w:r>
+              <w:rPr>
+                <w:noProof/>
+                <w:webHidden/>
+              </w:rPr>
+              <w:tab/>
+            </w:r>
+            <w:r>
+              <w:rPr>
+                <w:noProof/>
+                <w:webHidden/>
+              </w:rPr>
+              <w:fldChar w:fldCharType="begin"/>
+            </w:r>
+            <w:r>
+              <w:rPr>
+                <w:noProof/>
+                <w:webHidden/>
+              </w:rPr>
+              <w:instrText xml:space="preserve"> PAGEREF _Toc242779940 \h </w:instrText>
+            </w:r>
+            <w:r>
+              <w:rPr>
+                <w:noProof/>
+                <w:webHidden/>
+              </w:rPr>
+            </w:r>
+            <w:r>
+              <w:rPr>
+                <w:noProof/>
+                <w:webHidden/>
+              </w:rPr>
+              <w:fldChar w:fldCharType="separate"/>
+            </w:r>
+            <w:r>
+              <w:rPr>
+                <w:noProof/>
+                <w:webHidden/>
+              </w:rPr>
+              <w:t>6</w:t>
             </w:r>
             <w:r>
               <w:rPr>
@@ -1622,7 +1802,7 @@
               <w:lang w:eastAsia="hu-HU"/>
             </w:rPr>
           </w:pPr>
-          <w:hyperlink w:anchor="_Toc241841222" w:history="1">
+          <w:hyperlink w:anchor="_Toc242779941" w:history="1">
             <w:r>
               <w:rPr>
                 <w:rStyle w:val="Hiperhivatkozs"/>
@@ -1645,7 +1825,7 @@
                 <w:rStyle w:val="Hiperhivatkozs"/>
                 <w:noProof/>
               </w:rPr>
-              <w:t>ER Diagram</w:t>
+              <w:t>ER diagramm</w:t>
             </w:r>
             <w:r>
               <w:rPr>
@@ -1666,7 +1846,7 @@
                 <w:noProof/>
                 <w:webHidden/>
               </w:rPr>
-              <w:instrText xml:space="preserve"> PAGEREF _Toc241841222 \h </w:instrText>
+              <w:instrText xml:space="preserve"> PAGEREF _Toc242779941 \h </w:instrText>
             </w:r>
             <w:r>
               <w:rPr>
@@ -1686,7 +1866,7 @@
                 <w:noProof/>
                 <w:webHidden/>
               </w:rPr>
-              <w:t>6</w:t>
+              <w:t>7</w:t>
             </w:r>
             <w:r>
               <w:rPr>
@@ -1712,7 +1892,7 @@
       <w:pPr>
         <w:pStyle w:val="Cmsor1"/>
       </w:pPr>
-      <w:bookmarkStart w:id="0" w:name="_Toc241841206"/>
+      <w:bookmarkStart w:id="0" w:name="_Toc242779923"/>
       <w:r>
         <w:lastRenderedPageBreak/>
         <w:t>Táblák</w:t>
@@ -1723,9 +1903,18 @@
       <w:pPr>
         <w:pStyle w:val="Cmsor2"/>
       </w:pPr>
-      <w:bookmarkStart w:id="1" w:name="_Toc241841207"/>
-      <w:r>
-        <w:t>Vendég</w:t>
+      <w:bookmarkStart w:id="1" w:name="_Toc242779924"/>
+      <w:r>
+        <w:t>v</w:t>
+      </w:r>
+      <w:r>
+        <w:t>end</w:t>
+      </w:r>
+      <w:r>
+        <w:t>e</w:t>
+      </w:r>
+      <w:r>
+        <w:t>g</w:t>
       </w:r>
       <w:bookmarkEnd w:id="1"/>
     </w:p>
@@ -1997,19 +2186,6 @@
     </w:p>
     <w:p>
       <w:pPr>
-        <w:pStyle w:val="Cmsor2"/>
-      </w:pPr>
-      <w:bookmarkStart w:id="2" w:name="_Toc241841208"/>
-      <w:r>
-        <w:t>Foglalás</w:t>
-      </w:r>
-      <w:r>
-        <w:t>ok</w:t>
-      </w:r>
-      <w:bookmarkEnd w:id="2"/>
-    </w:p>
-    <w:p>
-      <w:pPr>
         <w:pStyle w:val="Listaszerbekezds"/>
         <w:numPr>
           <w:ilvl w:val="0"/>
@@ -2025,6 +2201,69 @@
           <w:sz w:val="28"/>
           <w:szCs w:val="28"/>
         </w:rPr>
+        <w:t>kartyaId (</w:t>
+      </w:r>
+      <w:r>
+        <w:rPr>
+          <w:sz w:val="28"/>
+          <w:szCs w:val="28"/>
+        </w:rPr>
+        <w:t>egész szám</w:t>
+      </w:r>
+      <w:r>
+        <w:rPr>
+          <w:sz w:val="28"/>
+          <w:szCs w:val="28"/>
+        </w:rPr>
+        <w:t>)</w:t>
+      </w:r>
+      <w:r>
+        <w:rPr>
+          <w:sz w:val="28"/>
+          <w:szCs w:val="28"/>
+        </w:rPr>
+        <w:t>, kártya id</w:t>
+      </w:r>
+    </w:p>
+    <w:p>
+      <w:pPr>
+        <w:pStyle w:val="Cmsor2"/>
+      </w:pPr>
+      <w:bookmarkStart w:id="2" w:name="_Toc242779925"/>
+      <w:r>
+        <w:t>f</w:t>
+      </w:r>
+      <w:r>
+        <w:t>oglal</w:t>
+      </w:r>
+      <w:r>
+        <w:t>a</w:t>
+      </w:r>
+      <w:r>
+        <w:t>s</w:t>
+      </w:r>
+      <w:r>
+        <w:t>ok</w:t>
+      </w:r>
+      <w:bookmarkEnd w:id="2"/>
+    </w:p>
+    <w:p>
+      <w:pPr>
+        <w:pStyle w:val="Listaszerbekezds"/>
+        <w:numPr>
+          <w:ilvl w:val="0"/>
+          <w:numId w:val="10"/>
+        </w:numPr>
+        <w:rPr>
+          <w:sz w:val="28"/>
+          <w:szCs w:val="28"/>
+        </w:rPr>
+      </w:pPr>
+      <w:r>
+        <w:rPr>
+          <w:sz w:val="28"/>
+          <w:szCs w:val="28"/>
+        </w:rPr>
         <w:t>id (</w:t>
       </w:r>
       <w:r>
@@ -2223,9 +2462,18 @@
       <w:pPr>
         <w:pStyle w:val="Cmsor2"/>
       </w:pPr>
-      <w:bookmarkStart w:id="3" w:name="_Toc241841209"/>
-      <w:r>
-        <w:t>Szobák</w:t>
+      <w:bookmarkStart w:id="3" w:name="_Toc242779926"/>
+      <w:r>
+        <w:t>s</w:t>
+      </w:r>
+      <w:r>
+        <w:t>zob</w:t>
+      </w:r>
+      <w:r>
+        <w:t>a</w:t>
+      </w:r>
+      <w:r>
+        <w:t>k</w:t>
       </w:r>
       <w:bookmarkEnd w:id="3"/>
     </w:p>
@@ -2410,9 +2658,18 @@
       <w:pPr>
         <w:pStyle w:val="Cmsor2"/>
       </w:pPr>
-      <w:bookmarkStart w:id="4" w:name="_Toc241841210"/>
-      <w:r>
-        <w:t>Jogosultságok</w:t>
+      <w:bookmarkStart w:id="4" w:name="_Toc242779927"/>
+      <w:r>
+        <w:t>j</w:t>
+      </w:r>
+      <w:r>
+        <w:t>ogosults</w:t>
+      </w:r>
+      <w:r>
+        <w:t>a</w:t>
+      </w:r>
+      <w:r>
+        <w:t>gok</w:t>
       </w:r>
       <w:bookmarkEnd w:id="4"/>
     </w:p>
@@ -2571,10 +2828,13 @@
       <w:pPr>
         <w:pStyle w:val="Cmsor2"/>
       </w:pPr>
-      <w:bookmarkStart w:id="5" w:name="_Toc241841211"/>
+      <w:bookmarkStart w:id="5" w:name="_Toc242779928"/>
       <w:r>
         <w:lastRenderedPageBreak/>
-        <w:t>Részlegek</w:t>
+        <w:t>re</w:t>
+      </w:r>
+      <w:r>
+        <w:t>szlegek</w:t>
       </w:r>
       <w:bookmarkEnd w:id="5"/>
     </w:p>
@@ -2790,16 +3050,61 @@
       <w:pPr>
         <w:pStyle w:val="Cmsor2"/>
       </w:pPr>
-      <w:bookmarkStart w:id="6" w:name="_Toc241841212"/>
+      <w:bookmarkStart w:id="6" w:name="_Toc242779929"/>
       <w:r>
         <w:rPr>
           <w:rStyle w:val="Cmsor2Char"/>
           <w:color w:val="1F3864" w:themeColor="accent1" w:themeShade="80"/>
         </w:rPr>
-        <w:t>Belépési</w:t>
-      </w:r>
-      <w:r>
-        <w:t xml:space="preserve"> napló</w:t>
+        <w:t>b</w:t>
+      </w:r>
+      <w:r>
+        <w:rPr>
+          <w:rStyle w:val="Cmsor2Char"/>
+          <w:color w:val="1F3864" w:themeColor="accent1" w:themeShade="80"/>
+        </w:rPr>
+        <w:t>el</w:t>
+      </w:r>
+      <w:r>
+        <w:rPr>
+          <w:rStyle w:val="Cmsor2Char"/>
+          <w:color w:val="1F3864" w:themeColor="accent1" w:themeShade="80"/>
+        </w:rPr>
+        <w:t>e</w:t>
+      </w:r>
+      <w:r>
+        <w:rPr>
+          <w:rStyle w:val="Cmsor2Char"/>
+          <w:color w:val="1F3864" w:themeColor="accent1" w:themeShade="80"/>
+        </w:rPr>
+        <w:t>p</w:t>
+      </w:r>
+      <w:r>
+        <w:rPr>
+          <w:rStyle w:val="Cmsor2Char"/>
+          <w:color w:val="1F3864" w:themeColor="accent1" w:themeShade="80"/>
+        </w:rPr>
+        <w:t>e</w:t>
+      </w:r>
+      <w:r>
+        <w:rPr>
+          <w:rStyle w:val="Cmsor2Char"/>
+          <w:color w:val="1F3864" w:themeColor="accent1" w:themeShade="80"/>
+        </w:rPr>
+        <w:t>si</w:t>
+      </w:r>
+      <w:r>
+        <w:rPr>
+          <w:rStyle w:val="Cmsor2Char"/>
+          <w:color w:val="1F3864" w:themeColor="accent1" w:themeShade="80"/>
+        </w:rPr>
+        <w:t>N</w:t>
+      </w:r>
+      <w:r>
+        <w:t>apl</w:t>
+      </w:r>
+      <w:r>
+        <w:t>o</w:t>
       </w:r>
       <w:bookmarkEnd w:id="6"/>
     </w:p>
@@ -2991,9 +3296,12 @@
       <w:pPr>
         <w:pStyle w:val="Cmsor2"/>
       </w:pPr>
-      <w:bookmarkStart w:id="7" w:name="_Toc241841213"/>
-      <w:r>
-        <w:t>Hotelek</w:t>
+      <w:bookmarkStart w:id="7" w:name="_Toc242779930"/>
+      <w:r>
+        <w:t>h</w:t>
+      </w:r>
+      <w:r>
+        <w:t>otelek</w:t>
       </w:r>
       <w:bookmarkEnd w:id="7"/>
     </w:p>
@@ -3307,7 +3615,23 @@
           <w:sz w:val="28"/>
           <w:szCs w:val="28"/>
         </w:rPr>
-        <w:t xml:space="preserve"> (egész szám)</w:t>
+        <w:t xml:space="preserve"> (</w:t>
+      </w:r>
+      <w:bookmarkStart w:id="8" w:name="_Hlk242779849"/>
+      <w:r>
+        <w:rPr>
+          <w:sz w:val="28"/>
+          <w:szCs w:val="28"/>
+        </w:rPr>
+        <w:t>egész szám</w:t>
+      </w:r>
+      <w:bookmarkEnd w:id="8"/>
+      <w:r>
+        <w:rPr>
+          <w:sz w:val="28"/>
+          <w:szCs w:val="28"/>
+        </w:rPr>
+        <w:t>)</w:t>
       </w:r>
       <w:r>
         <w:rPr>
@@ -3326,24 +3650,143 @@
     </w:p>
     <w:p>
       <w:pPr>
+        <w:pStyle w:val="Listaszerbekezds"/>
+        <w:numPr>
+          <w:ilvl w:val="0"/>
+          <w:numId w:val="16"/>
+        </w:numPr>
+        <w:rPr>
+          <w:sz w:val="28"/>
+          <w:szCs w:val="28"/>
+        </w:rPr>
+      </w:pPr>
+      <w:r>
+        <w:rPr>
+          <w:sz w:val="28"/>
+          <w:szCs w:val="28"/>
+        </w:rPr>
+        <w:t>kartyaId (</w:t>
+      </w:r>
+      <w:r>
+        <w:rPr>
+          <w:sz w:val="28"/>
+          <w:szCs w:val="28"/>
+        </w:rPr>
+        <w:t>egész szám</w:t>
+      </w:r>
+      <w:r>
+        <w:rPr>
+          <w:sz w:val="28"/>
+          <w:szCs w:val="28"/>
+        </w:rPr>
+        <w:t>)</w:t>
+      </w:r>
+      <w:r>
+        <w:rPr>
+          <w:sz w:val="28"/>
+          <w:szCs w:val="28"/>
+        </w:rPr>
+        <w:t>, kártya id</w:t>
+      </w:r>
+    </w:p>
+    <w:p>
+      <w:pPr>
+        <w:pStyle w:val="Cmsor2"/>
+      </w:pPr>
+      <w:bookmarkStart w:id="9" w:name="_Toc242779931"/>
+      <w:r>
+        <w:t>kartya</w:t>
+      </w:r>
+      <w:bookmarkEnd w:id="9"/>
+    </w:p>
+    <w:p>
+      <w:pPr>
+        <w:pStyle w:val="Listaszerbekezds"/>
+        <w:numPr>
+          <w:ilvl w:val="0"/>
+          <w:numId w:val="28"/>
+        </w:numPr>
+      </w:pPr>
+      <w:r>
+        <w:t xml:space="preserve">id </w:t>
+      </w:r>
+      <w:r>
+        <w:rPr>
+          <w:sz w:val="28"/>
+          <w:szCs w:val="28"/>
+        </w:rPr>
+        <w:t xml:space="preserve">(egész szám, Primary key), </w:t>
+      </w:r>
+      <w:r>
+        <w:rPr>
+          <w:sz w:val="28"/>
+          <w:szCs w:val="28"/>
+        </w:rPr>
+        <w:t>kártya</w:t>
+      </w:r>
+      <w:r>
+        <w:rPr>
+          <w:sz w:val="28"/>
+          <w:szCs w:val="28"/>
+        </w:rPr>
+        <w:t xml:space="preserve"> azonosítója</w:t>
+      </w:r>
+    </w:p>
+    <w:p>
+      <w:pPr>
+        <w:pStyle w:val="Listaszerbekezds"/>
+        <w:numPr>
+          <w:ilvl w:val="0"/>
+          <w:numId w:val="28"/>
+        </w:numPr>
+      </w:pPr>
+      <w:r>
+        <w:t xml:space="preserve">szam </w:t>
+      </w:r>
+      <w:r>
+        <w:rPr>
+          <w:sz w:val="28"/>
+          <w:szCs w:val="28"/>
+        </w:rPr>
+        <w:t xml:space="preserve">(szöveg), </w:t>
+      </w:r>
+      <w:r>
+        <w:rPr>
+          <w:sz w:val="28"/>
+          <w:szCs w:val="28"/>
+        </w:rPr>
+        <w:t>RFID</w:t>
+      </w:r>
+    </w:p>
+    <w:p>
+      <w:pPr>
         <w:pStyle w:val="Cmsor1"/>
       </w:pPr>
-      <w:bookmarkStart w:id="8" w:name="_Toc241841214"/>
+      <w:bookmarkStart w:id="10" w:name="_Toc242779932"/>
       <w:r>
         <w:lastRenderedPageBreak/>
         <w:t>Táblák közötti kapcsolatok</w:t>
       </w:r>
-      <w:bookmarkEnd w:id="8"/>
+      <w:bookmarkEnd w:id="10"/>
     </w:p>
     <w:p>
       <w:pPr>
         <w:pStyle w:val="Cmsor2"/>
       </w:pPr>
-      <w:bookmarkStart w:id="9" w:name="_Toc241841215"/>
-      <w:r>
-        <w:t>Vendég</w:t>
-      </w:r>
-      <w:bookmarkEnd w:id="9"/>
+      <w:bookmarkStart w:id="11" w:name="_Toc242779933"/>
+      <w:r>
+        <w:t>v</w:t>
+      </w:r>
+      <w:r>
+        <w:t>end</w:t>
+      </w:r>
+      <w:r>
+        <w:t>e</w:t>
+      </w:r>
+      <w:r>
+        <w:t>g</w:t>
+      </w:r>
+      <w:bookmarkEnd w:id="11"/>
     </w:p>
     <w:p>
       <w:pPr>
@@ -3389,10 +3832,7 @@
         <w:jc w:val="left"/>
       </w:pPr>
       <w:r>
-        <w:t>vendeg.id</w:t>
-      </w:r>
-      <w:r>
-        <w:t xml:space="preserve"> =&gt; jogosultsagok.vendegId</w:t>
+        <w:t>vendeg.id =&gt; jogosultsagok.vendegId</w:t>
       </w:r>
       <w:r>
         <w:t xml:space="preserve"> [1:1 kapcsolat]</w:t>
@@ -3412,36 +3852,53 @@
         </w:rPr>
       </w:pPr>
       <w:r>
-        <w:t>vendeg.id</w:t>
-      </w:r>
-      <w:r>
-        <w:t xml:space="preserve"> =&gt; belepesiNaplo.vendegId</w:t>
+        <w:t>vendeg.id =&gt; belepesiNaplo.vendegId</w:t>
+      </w:r>
+      <w:r>
+        <w:t xml:space="preserve"> [1:1</w:t>
       </w:r>
       <w:r>
         <w:t xml:space="preserve"> </w:t>
       </w:r>
       <w:r>
-        <w:t>[</w:t>
-      </w:r>
-      <w:r>
-        <w:t>1:1</w:t>
-      </w:r>
-      <w:r>
-        <w:t xml:space="preserve"> </w:t>
-      </w:r>
-      <w:r>
         <w:t>kapcsolat]</w:t>
       </w:r>
     </w:p>
     <w:p>
       <w:pPr>
+        <w:pStyle w:val="Listaszerbekezds"/>
+        <w:numPr>
+          <w:ilvl w:val="0"/>
+          <w:numId w:val="18"/>
+        </w:numPr>
+        <w:jc w:val="left"/>
+        <w:rPr>
+          <w:sz w:val="16"/>
+          <w:szCs w:val="16"/>
+        </w:rPr>
+      </w:pPr>
+      <w:r>
+        <w:t>vendeg.kartyaId =&gt; kartya.id [N:1 kapcsolat]</w:t>
+      </w:r>
+    </w:p>
+    <w:p>
+      <w:pPr>
         <w:pStyle w:val="Cmsor2"/>
       </w:pPr>
-      <w:bookmarkStart w:id="10" w:name="_Toc241841216"/>
-      <w:r>
-        <w:t>Foglalások</w:t>
-      </w:r>
-      <w:bookmarkEnd w:id="10"/>
+      <w:bookmarkStart w:id="12" w:name="_Toc242779934"/>
+      <w:r>
+        <w:t>f</w:t>
+      </w:r>
+      <w:r>
+        <w:t>oglal</w:t>
+      </w:r>
+      <w:r>
+        <w:t>a</w:t>
+      </w:r>
+      <w:r>
+        <w:t>sok</w:t>
+      </w:r>
+      <w:bookmarkEnd w:id="12"/>
     </w:p>
     <w:p>
       <w:pPr>
@@ -3472,10 +3929,7 @@
         <w:t>foglalasok.vendegId =&gt; vendeg.id</w:t>
       </w:r>
       <w:r>
-        <w:t xml:space="preserve"> </w:t>
-      </w:r>
-      <w:r>
-        <w:t>[1:1 kapcsolat]</w:t>
+        <w:t xml:space="preserve"> [1:1 kapcsolat]</w:t>
       </w:r>
     </w:p>
     <w:p>
@@ -3497,11 +3951,20 @@
       <w:pPr>
         <w:pStyle w:val="Cmsor2"/>
       </w:pPr>
-      <w:bookmarkStart w:id="11" w:name="_Toc241841217"/>
-      <w:r>
-        <w:t>Szobák</w:t>
-      </w:r>
-      <w:bookmarkEnd w:id="11"/>
+      <w:bookmarkStart w:id="13" w:name="_Toc242779935"/>
+      <w:r>
+        <w:t>s</w:t>
+      </w:r>
+      <w:r>
+        <w:t>zob</w:t>
+      </w:r>
+      <w:r>
+        <w:t>a</w:t>
+      </w:r>
+      <w:r>
+        <w:t>k</w:t>
+      </w:r>
+      <w:bookmarkEnd w:id="13"/>
     </w:p>
     <w:p>
       <w:pPr>
@@ -3532,27 +3995,27 @@
         <w:t>szobak.id =&gt; foglalasok.szobaId</w:t>
       </w:r>
       <w:r>
-        <w:t xml:space="preserve"> </w:t>
-      </w:r>
-      <w:r>
-        <w:t>[</w:t>
-      </w:r>
-      <w:r>
-        <w:t>N</w:t>
-      </w:r>
-      <w:r>
-        <w:t>:1 kapcsolat]</w:t>
+        <w:t xml:space="preserve"> [N:1 kapcsolat]</w:t>
       </w:r>
     </w:p>
     <w:p>
       <w:pPr>
         <w:pStyle w:val="Cmsor2"/>
       </w:pPr>
-      <w:bookmarkStart w:id="12" w:name="_Toc241841218"/>
-      <w:r>
-        <w:t>Jogosultságok</w:t>
-      </w:r>
-      <w:bookmarkEnd w:id="12"/>
+      <w:bookmarkStart w:id="14" w:name="_Toc242779936"/>
+      <w:r>
+        <w:t>j</w:t>
+      </w:r>
+      <w:r>
+        <w:t>ogosults</w:t>
+      </w:r>
+      <w:r>
+        <w:t>a</w:t>
+      </w:r>
+      <w:r>
+        <w:t>gok</w:t>
+      </w:r>
+      <w:bookmarkEnd w:id="14"/>
     </w:p>
     <w:p>
       <w:pPr>
@@ -3583,10 +4046,7 @@
         <w:t>jogosultsagok.vendegId =&gt; vendeg.id</w:t>
       </w:r>
       <w:r>
-        <w:t xml:space="preserve"> </w:t>
-      </w:r>
-      <w:r>
-        <w:t>[1:1 kapcsolat]</w:t>
+        <w:t xml:space="preserve"> [1:1 kapcsolat]</w:t>
       </w:r>
     </w:p>
     <w:p>
@@ -3601,27 +4061,21 @@
         <w:t>jogosultsagok.reszlegId =&gt; reszleg.id</w:t>
       </w:r>
       <w:r>
-        <w:t xml:space="preserve"> </w:t>
-      </w:r>
-      <w:r>
-        <w:t>[1:</w:t>
-      </w:r>
-      <w:r>
-        <w:t>N</w:t>
-      </w:r>
-      <w:r>
-        <w:t xml:space="preserve"> kapcsolat]</w:t>
+        <w:t xml:space="preserve"> [1:N kapcsolat]</w:t>
       </w:r>
     </w:p>
     <w:p>
       <w:pPr>
         <w:pStyle w:val="Cmsor2"/>
       </w:pPr>
-      <w:bookmarkStart w:id="13" w:name="_Toc241841219"/>
-      <w:r>
-        <w:t>Részlegek</w:t>
-      </w:r>
-      <w:bookmarkEnd w:id="13"/>
+      <w:bookmarkStart w:id="15" w:name="_Toc242779937"/>
+      <w:r>
+        <w:t>re</w:t>
+      </w:r>
+      <w:r>
+        <w:t>szlegek</w:t>
+      </w:r>
+      <w:bookmarkEnd w:id="15"/>
     </w:p>
     <w:p>
       <w:pPr>
@@ -3648,22 +4102,16 @@
         </w:numPr>
       </w:pPr>
       <w:r>
-        <w:t>reszleg.id</w:t>
-      </w:r>
-      <w:r>
-        <w:t xml:space="preserve"> =&gt; jogosultsagok.reszlegId</w:t>
-      </w:r>
-      <w:r>
-        <w:t xml:space="preserve"> </w:t>
-      </w:r>
-      <w:r>
-        <w:t>[</w:t>
-      </w:r>
-      <w:r>
-        <w:t>N</w:t>
-      </w:r>
-      <w:r>
-        <w:t>:1 kapcsolat]</w:t>
+        <w:t>reszleg</w:t>
+      </w:r>
+      <w:r>
+        <w:t>ek</w:t>
+      </w:r>
+      <w:r>
+        <w:t>.id =&gt; jogosultsagok.reszlegId</w:t>
+      </w:r>
+      <w:r>
+        <w:t xml:space="preserve"> [N:1 kapcsolat]</w:t>
       </w:r>
     </w:p>
     <w:p>
@@ -3675,25 +4123,52 @@
         </w:numPr>
       </w:pPr>
       <w:r>
-        <w:t>reszleg.id =&gt; belepesiNaplo.reszlegId</w:t>
-      </w:r>
-      <w:r>
-        <w:t xml:space="preserve"> </w:t>
-      </w:r>
-      <w:r>
-        <w:t>[1:1 kapcsolat]</w:t>
+        <w:t>reszleg</w:t>
+      </w:r>
+      <w:r>
+        <w:t>ek</w:t>
+      </w:r>
+      <w:r>
+        <w:t>.id =&gt; belepesiNaplo.reszlegId</w:t>
+      </w:r>
+      <w:r>
+        <w:t xml:space="preserve"> [1:1 kapcsolat]</w:t>
       </w:r>
     </w:p>
     <w:p>
       <w:pPr>
         <w:pStyle w:val="Cmsor2"/>
       </w:pPr>
-      <w:bookmarkStart w:id="14" w:name="_Toc241841220"/>
+      <w:bookmarkStart w:id="16" w:name="_Toc242779938"/>
       <w:r>
         <w:lastRenderedPageBreak/>
-        <w:t>Belépési napló</w:t>
-      </w:r>
-      <w:bookmarkEnd w:id="14"/>
+        <w:t>b</w:t>
+      </w:r>
+      <w:r>
+        <w:t>el</w:t>
+      </w:r>
+      <w:r>
+        <w:t>e</w:t>
+      </w:r>
+      <w:r>
+        <w:t>p</w:t>
+      </w:r>
+      <w:r>
+        <w:t>e</w:t>
+      </w:r>
+      <w:r>
+        <w:t>si</w:t>
+      </w:r>
+      <w:r>
+        <w:t>N</w:t>
+      </w:r>
+      <w:r>
+        <w:t>apl</w:t>
+      </w:r>
+      <w:r>
+        <w:t>o</w:t>
+      </w:r>
+      <w:bookmarkEnd w:id="16"/>
     </w:p>
     <w:p>
       <w:pPr>
@@ -3720,13 +4195,16 @@
         </w:numPr>
       </w:pPr>
       <w:r>
-        <w:t>belepesiNaplo.vengeId =&gt; vendeg.id</w:t>
-      </w:r>
-      <w:r>
-        <w:t xml:space="preserve"> </w:t>
-      </w:r>
-      <w:r>
-        <w:t>[1:1 kapcsolat]</w:t>
+        <w:t>belepesiNaplo.ven</w:t>
+      </w:r>
+      <w:r>
+        <w:t>deg</w:t>
+      </w:r>
+      <w:r>
+        <w:t>Id =&gt; vendeg.id</w:t>
+      </w:r>
+      <w:r>
+        <w:t xml:space="preserve"> [1:1 kapcsolat]</w:t>
       </w:r>
     </w:p>
     <w:p>
@@ -3738,27 +4216,24 @@
         </w:numPr>
       </w:pPr>
       <w:r>
-        <w:t>belepesiNaplo</w:t>
-      </w:r>
-      <w:r>
-        <w:t>.reszlegId =&gt; reszleg.id</w:t>
-      </w:r>
-      <w:r>
-        <w:t xml:space="preserve"> </w:t>
-      </w:r>
-      <w:r>
-        <w:t>[1:1 kapcsolat]</w:t>
+        <w:t>belepesiNaplo.reszlegId =&gt; reszleg.id</w:t>
+      </w:r>
+      <w:r>
+        <w:t xml:space="preserve"> [1:1 kapcsolat]</w:t>
       </w:r>
     </w:p>
     <w:p>
       <w:pPr>
         <w:pStyle w:val="Cmsor2"/>
       </w:pPr>
-      <w:bookmarkStart w:id="15" w:name="_Toc241841221"/>
-      <w:r>
-        <w:t>Hotelek</w:t>
-      </w:r>
-      <w:bookmarkEnd w:id="15"/>
+      <w:bookmarkStart w:id="17" w:name="_Toc242779939"/>
+      <w:r>
+        <w:t>h</w:t>
+      </w:r>
+      <w:r>
+        <w:t>otelek</w:t>
+      </w:r>
+      <w:bookmarkEnd w:id="17"/>
     </w:p>
     <w:p>
       <w:pPr>
@@ -3773,6 +4248,18 @@
         <w:ind w:left="1416"/>
       </w:pPr>
       <w:r>
+        <w:t>Kapcsolatok:</w:t>
+      </w:r>
+    </w:p>
+    <w:p>
+      <w:pPr>
+        <w:pStyle w:val="Listaszerbekezds"/>
+        <w:numPr>
+          <w:ilvl w:val="0"/>
+          <w:numId w:val="27"/>
+        </w:numPr>
+      </w:pPr>
+      <w:r>
         <w:t>hotelek.nev =&gt; foglal</w:t>
       </w:r>
       <w:r>
@@ -3782,40 +4269,109 @@
         <w:t>sok.hotelNeve</w:t>
       </w:r>
       <w:r>
-        <w:t xml:space="preserve"> </w:t>
-      </w:r>
-      <w:r>
-        <w:t>[1:1 kapcsolat]</w:t>
-      </w:r>
+        <w:t xml:space="preserve"> [1:1 kapcsolat]</w:t>
+      </w:r>
+    </w:p>
+    <w:p>
+      <w:pPr>
+        <w:pStyle w:val="Listaszerbekezds"/>
+        <w:numPr>
+          <w:ilvl w:val="0"/>
+          <w:numId w:val="27"/>
+        </w:numPr>
+      </w:pPr>
+      <w:r>
+        <w:t>hotelek.kartyaId =&gt;kartya.id [1:1 kapcsolat]</w:t>
+      </w:r>
+    </w:p>
+    <w:p>
+      <w:pPr>
+        <w:pStyle w:val="Cmsor2"/>
+      </w:pPr>
+      <w:bookmarkStart w:id="18" w:name="_Toc242779940"/>
+      <w:r>
+        <w:t>kartya</w:t>
+      </w:r>
+      <w:bookmarkEnd w:id="18"/>
+    </w:p>
+    <w:p>
+      <w:pPr>
+        <w:ind w:left="1416"/>
+      </w:pPr>
+      <w:r>
+        <w:t>id: Elsődleges kulcs</w:t>
+      </w:r>
+    </w:p>
+    <w:p>
+      <w:pPr>
+        <w:ind w:left="1416"/>
+      </w:pPr>
+      <w:r>
+        <w:t>Kapcsolatok:</w:t>
+      </w:r>
+    </w:p>
+    <w:p>
+      <w:pPr>
+        <w:pStyle w:val="Listaszerbekezds"/>
+        <w:numPr>
+          <w:ilvl w:val="0"/>
+          <w:numId w:val="27"/>
+        </w:numPr>
+      </w:pPr>
+      <w:r>
+        <w:t>kartya.id =&gt;hotelek.kartyaId[1:1 kapcsolat]</w:t>
+      </w:r>
+    </w:p>
+    <w:p>
+      <w:pPr>
+        <w:pStyle w:val="Listaszerbekezds"/>
+        <w:numPr>
+          <w:ilvl w:val="0"/>
+          <w:numId w:val="27"/>
+        </w:numPr>
+      </w:pPr>
+      <w:r>
+        <w:t>kartya.id =&gt;vendeg.kartyaId [1:1 kapcsolat]</w:t>
+      </w:r>
+    </w:p>
+    <w:p>
+      <w:pPr>
+        <w:ind w:left="1416"/>
+      </w:pPr>
+    </w:p>
+    <w:p>
+      <w:pPr>
+        <w:ind w:left="1416"/>
+      </w:pPr>
     </w:p>
     <w:p>
       <w:pPr>
         <w:pStyle w:val="Cmsor1"/>
       </w:pPr>
-      <w:bookmarkStart w:id="16" w:name="_Toc241841222"/>
+      <w:bookmarkStart w:id="19" w:name="_Toc242779941"/>
       <w:r>
         <w:lastRenderedPageBreak/>
         <w:drawing>
-          <wp:anchor distT="0" distB="0" distL="114300" distR="114300" simplePos="0" relativeHeight="251658240" behindDoc="1" locked="0" layoutInCell="1" allowOverlap="1" wp14:anchorId="3C506476" wp14:editId="6061F7AE">
+          <wp:anchor distT="0" distB="0" distL="114300" distR="114300" simplePos="0" relativeHeight="251658240" behindDoc="1" locked="0" layoutInCell="1" allowOverlap="1" wp14:anchorId="545B99C3" wp14:editId="013D26BC">
             <wp:simplePos x="0" y="0"/>
-            <wp:positionH relativeFrom="margin">
-              <wp:align>center</wp:align>
+            <wp:positionH relativeFrom="column">
+              <wp:posOffset>-647065</wp:posOffset>
             </wp:positionH>
             <wp:positionV relativeFrom="paragraph">
-              <wp:posOffset>580174</wp:posOffset>
+              <wp:posOffset>422910</wp:posOffset>
             </wp:positionV>
-            <wp:extent cx="7177405" cy="3924935"/>
-            <wp:effectExtent l="0" t="0" r="4445" b="0"/>
+            <wp:extent cx="7332345" cy="2743200"/>
+            <wp:effectExtent l="0" t="0" r="1905" b="0"/>
             <wp:wrapTight wrapText="bothSides">
               <wp:wrapPolygon edited="0">
                 <wp:start x="0" y="0"/>
-                <wp:lineTo x="0" y="21492"/>
-                <wp:lineTo x="21556" y="21492"/>
-                <wp:lineTo x="21556" y="0"/>
+                <wp:lineTo x="0" y="21450"/>
+                <wp:lineTo x="21549" y="21450"/>
+                <wp:lineTo x="21549" y="0"/>
                 <wp:lineTo x="0" y="0"/>
               </wp:wrapPolygon>
             </wp:wrapTight>
-            <wp:docPr id="4" name="Kép 4"/>
+            <wp:docPr id="5" name="Kép 5"/>
             <wp:cNvGraphicFramePr>
               <a:graphicFrameLocks xmlns:a="http://schemas.openxmlformats.org/drawingml/2006/main" noChangeAspect="1"/>
             </wp:cNvGraphicFramePr>
@@ -3823,7 +4379,7 @@
               <a:graphicData uri="http://schemas.openxmlformats.org/drawingml/2006/picture">
                 <pic:pic xmlns:pic="http://schemas.openxmlformats.org/drawingml/2006/picture">
                   <pic:nvPicPr>
-                    <pic:cNvPr id="4" name="Kép 4"/>
+                    <pic:cNvPr id="5" name="Kép 5"/>
                     <pic:cNvPicPr/>
                   </pic:nvPicPr>
                   <pic:blipFill>
@@ -3841,7 +4397,7 @@
                   <pic:spPr>
                     <a:xfrm>
                       <a:off x="0" y="0"/>
-                      <a:ext cx="7177405" cy="3924935"/>
+                      <a:ext cx="7332345" cy="2743200"/>
                     </a:xfrm>
                     <a:prstGeom prst="rect">
                       <a:avLst/>
@@ -3868,10 +4424,10 @@
       <w:r>
         <w:t>iagram</w:t>
       </w:r>
-      <w:bookmarkEnd w:id="16"/>
       <w:r>
         <w:t>m</w:t>
       </w:r>
+      <w:bookmarkEnd w:id="19"/>
     </w:p>
     <w:sectPr>
       <w:headerReference w:type="default" r:id="rId10"/>
@@ -5423,7 +5979,7 @@
         <w:rFonts w:ascii="Symbol" w:hAnsi="Symbol" w:hint="default"/>
       </w:rPr>
     </w:lvl>
-    <w:lvl w:ilvl="1" w:tplc="040E0003" w:tentative="1">
+    <w:lvl w:ilvl="1" w:tplc="040E0003">
       <w:start w:val="1"/>
       <w:numFmt w:val="bullet"/>
       <w:lvlText w:val="o"/>
@@ -5521,6 +6077,119 @@
     </w:lvl>
   </w:abstractNum>
   <w:abstractNum w:abstractNumId="13" w15:restartNumberingAfterBreak="0">
+    <w:nsid w:val="37F609B0"/>
+    <w:multiLevelType w:val="hybridMultilevel"/>
+    <w:tmpl w:val="B8DA1DB8"/>
+    <w:lvl w:ilvl="0" w:tplc="040E0001">
+      <w:start w:val="1"/>
+      <w:numFmt w:val="bullet"/>
+      <w:lvlText w:val=""/>
+      <w:lvlJc w:val="left"/>
+      <w:pPr>
+        <w:ind w:left="1776" w:hanging="360"/>
+      </w:pPr>
+      <w:rPr>
+        <w:rFonts w:ascii="Symbol" w:hAnsi="Symbol" w:hint="default"/>
+      </w:rPr>
+    </w:lvl>
+    <w:lvl w:ilvl="1" w:tplc="040E0003" w:tentative="1">
+      <w:start w:val="1"/>
+      <w:numFmt w:val="bullet"/>
+      <w:lvlText w:val="o"/>
+      <w:lvlJc w:val="left"/>
+      <w:pPr>
+        <w:ind w:left="2496" w:hanging="360"/>
+      </w:pPr>
+      <w:rPr>
+        <w:rFonts w:ascii="Courier New" w:hAnsi="Courier New" w:cs="Courier New" w:hint="default"/>
+      </w:rPr>
+    </w:lvl>
+    <w:lvl w:ilvl="2" w:tplc="040E0005" w:tentative="1">
+      <w:start w:val="1"/>
+      <w:numFmt w:val="bullet"/>
+      <w:lvlText w:val=""/>
+      <w:lvlJc w:val="left"/>
+      <w:pPr>
+        <w:ind w:left="3216" w:hanging="360"/>
+      </w:pPr>
+      <w:rPr>
+        <w:rFonts w:ascii="Wingdings" w:hAnsi="Wingdings" w:hint="default"/>
+      </w:rPr>
+    </w:lvl>
+    <w:lvl w:ilvl="3" w:tplc="040E0001" w:tentative="1">
+      <w:start w:val="1"/>
+      <w:numFmt w:val="bullet"/>
+      <w:lvlText w:val=""/>
+      <w:lvlJc w:val="left"/>
+      <w:pPr>
+        <w:ind w:left="3936" w:hanging="360"/>
+      </w:pPr>
+      <w:rPr>
+        <w:rFonts w:ascii="Symbol" w:hAnsi="Symbol" w:hint="default"/>
+      </w:rPr>
+    </w:lvl>
+    <w:lvl w:ilvl="4" w:tplc="040E0003" w:tentative="1">
+      <w:start w:val="1"/>
+      <w:numFmt w:val="bullet"/>
+      <w:lvlText w:val="o"/>
+      <w:lvlJc w:val="left"/>
+      <w:pPr>
+        <w:ind w:left="4656" w:hanging="360"/>
+      </w:pPr>
+      <w:rPr>
+        <w:rFonts w:ascii="Courier New" w:hAnsi="Courier New" w:cs="Courier New" w:hint="default"/>
+      </w:rPr>
+    </w:lvl>
+    <w:lvl w:ilvl="5" w:tplc="040E0005" w:tentative="1">
+      <w:start w:val="1"/>
+      <w:numFmt w:val="bullet"/>
+      <w:lvlText w:val=""/>
+      <w:lvlJc w:val="left"/>
+      <w:pPr>
+        <w:ind w:left="5376" w:hanging="360"/>
+      </w:pPr>
+      <w:rPr>
+        <w:rFonts w:ascii="Wingdings" w:hAnsi="Wingdings" w:hint="default"/>
+      </w:rPr>
+    </w:lvl>
+    <w:lvl w:ilvl="6" w:tplc="040E0001" w:tentative="1">
+      <w:start w:val="1"/>
+      <w:numFmt w:val="bullet"/>
+      <w:lvlText w:val=""/>
+      <w:lvlJc w:val="left"/>
+      <w:pPr>
+        <w:ind w:left="6096" w:hanging="360"/>
+      </w:pPr>
+      <w:rPr>
+        <w:rFonts w:ascii="Symbol" w:hAnsi="Symbol" w:hint="default"/>
+      </w:rPr>
+    </w:lvl>
+    <w:lvl w:ilvl="7" w:tplc="040E0003" w:tentative="1">
+      <w:start w:val="1"/>
+      <w:numFmt w:val="bullet"/>
+      <w:lvlText w:val="o"/>
+      <w:lvlJc w:val="left"/>
+      <w:pPr>
+        <w:ind w:left="6816" w:hanging="360"/>
+      </w:pPr>
+      <w:rPr>
+        <w:rFonts w:ascii="Courier New" w:hAnsi="Courier New" w:cs="Courier New" w:hint="default"/>
+      </w:rPr>
+    </w:lvl>
+    <w:lvl w:ilvl="8" w:tplc="040E0005" w:tentative="1">
+      <w:start w:val="1"/>
+      <w:numFmt w:val="bullet"/>
+      <w:lvlText w:val=""/>
+      <w:lvlJc w:val="left"/>
+      <w:pPr>
+        <w:ind w:left="7536" w:hanging="360"/>
+      </w:pPr>
+      <w:rPr>
+        <w:rFonts w:ascii="Wingdings" w:hAnsi="Wingdings" w:hint="default"/>
+      </w:rPr>
+    </w:lvl>
+  </w:abstractNum>
+  <w:abstractNum w:abstractNumId="14" w15:restartNumberingAfterBreak="0">
     <w:nsid w:val="3A5632FE"/>
     <w:multiLevelType w:val="hybridMultilevel"/>
     <w:tmpl w:val="064A8054"/>
@@ -5634,7 +6303,7 @@
       </w:rPr>
     </w:lvl>
   </w:abstractNum>
-  <w:abstractNum w:abstractNumId="14" w15:restartNumberingAfterBreak="0">
+  <w:abstractNum w:abstractNumId="15" w15:restartNumberingAfterBreak="0">
     <w:nsid w:val="463473AA"/>
     <w:multiLevelType w:val="hybridMultilevel"/>
     <w:tmpl w:val="73CCDB76"/>
@@ -5747,7 +6416,7 @@
       </w:rPr>
     </w:lvl>
   </w:abstractNum>
-  <w:abstractNum w:abstractNumId="15" w15:restartNumberingAfterBreak="0">
+  <w:abstractNum w:abstractNumId="16" w15:restartNumberingAfterBreak="0">
     <w:nsid w:val="4A4F7464"/>
     <w:multiLevelType w:val="hybridMultilevel"/>
     <w:tmpl w:val="E202EC18"/>
@@ -5859,7 +6528,7 @@
       </w:rPr>
     </w:lvl>
   </w:abstractNum>
-  <w:abstractNum w:abstractNumId="16" w15:restartNumberingAfterBreak="0">
+  <w:abstractNum w:abstractNumId="17" w15:restartNumberingAfterBreak="0">
     <w:nsid w:val="519E616D"/>
     <w:multiLevelType w:val="hybridMultilevel"/>
     <w:tmpl w:val="DBBE8864"/>
@@ -5972,7 +6641,7 @@
       </w:rPr>
     </w:lvl>
   </w:abstractNum>
-  <w:abstractNum w:abstractNumId="17" w15:restartNumberingAfterBreak="0">
+  <w:abstractNum w:abstractNumId="18" w15:restartNumberingAfterBreak="0">
     <w:nsid w:val="57646CCA"/>
     <w:multiLevelType w:val="hybridMultilevel"/>
     <w:tmpl w:val="AF1C531A"/>
@@ -6085,7 +6754,7 @@
       </w:rPr>
     </w:lvl>
   </w:abstractNum>
-  <w:abstractNum w:abstractNumId="18" w15:restartNumberingAfterBreak="0">
+  <w:abstractNum w:abstractNumId="19" w15:restartNumberingAfterBreak="0">
     <w:nsid w:val="591139A5"/>
     <w:multiLevelType w:val="hybridMultilevel"/>
     <w:tmpl w:val="5DA60640"/>
@@ -6198,7 +6867,7 @@
       </w:rPr>
     </w:lvl>
   </w:abstractNum>
-  <w:abstractNum w:abstractNumId="19" w15:restartNumberingAfterBreak="0">
+  <w:abstractNum w:abstractNumId="20" w15:restartNumberingAfterBreak="0">
     <w:nsid w:val="6899739F"/>
     <w:multiLevelType w:val="hybridMultilevel"/>
     <w:tmpl w:val="BAC25E58"/>
@@ -6311,7 +6980,7 @@
       </w:rPr>
     </w:lvl>
   </w:abstractNum>
-  <w:abstractNum w:abstractNumId="20" w15:restartNumberingAfterBreak="0">
+  <w:abstractNum w:abstractNumId="21" w15:restartNumberingAfterBreak="0">
     <w:nsid w:val="6A3B1CA1"/>
     <w:multiLevelType w:val="hybridMultilevel"/>
     <w:tmpl w:val="EC760C36"/>
@@ -6423,7 +7092,7 @@
       </w:rPr>
     </w:lvl>
   </w:abstractNum>
-  <w:abstractNum w:abstractNumId="21" w15:restartNumberingAfterBreak="0">
+  <w:abstractNum w:abstractNumId="22" w15:restartNumberingAfterBreak="0">
     <w:nsid w:val="6B8B097C"/>
     <w:multiLevelType w:val="hybridMultilevel"/>
     <w:tmpl w:val="15E8C688"/>
@@ -6535,7 +7204,7 @@
       </w:rPr>
     </w:lvl>
   </w:abstractNum>
-  <w:abstractNum w:abstractNumId="22" w15:restartNumberingAfterBreak="0">
+  <w:abstractNum w:abstractNumId="23" w15:restartNumberingAfterBreak="0">
     <w:nsid w:val="6C5679D2"/>
     <w:multiLevelType w:val="hybridMultilevel"/>
     <w:tmpl w:val="B3508E88"/>
@@ -6648,7 +7317,120 @@
       </w:rPr>
     </w:lvl>
   </w:abstractNum>
-  <w:abstractNum w:abstractNumId="23" w15:restartNumberingAfterBreak="0">
+  <w:abstractNum w:abstractNumId="24" w15:restartNumberingAfterBreak="0">
+    <w:nsid w:val="6E6C0799"/>
+    <w:multiLevelType w:val="hybridMultilevel"/>
+    <w:tmpl w:val="3B6CFBCC"/>
+    <w:lvl w:ilvl="0" w:tplc="040E0001">
+      <w:start w:val="1"/>
+      <w:numFmt w:val="bullet"/>
+      <w:lvlText w:val=""/>
+      <w:lvlJc w:val="left"/>
+      <w:pPr>
+        <w:ind w:left="2136" w:hanging="360"/>
+      </w:pPr>
+      <w:rPr>
+        <w:rFonts w:ascii="Symbol" w:hAnsi="Symbol" w:hint="default"/>
+      </w:rPr>
+    </w:lvl>
+    <w:lvl w:ilvl="1" w:tplc="040E0003" w:tentative="1">
+      <w:start w:val="1"/>
+      <w:numFmt w:val="bullet"/>
+      <w:lvlText w:val="o"/>
+      <w:lvlJc w:val="left"/>
+      <w:pPr>
+        <w:ind w:left="2856" w:hanging="360"/>
+      </w:pPr>
+      <w:rPr>
+        <w:rFonts w:ascii="Courier New" w:hAnsi="Courier New" w:cs="Courier New" w:hint="default"/>
+      </w:rPr>
+    </w:lvl>
+    <w:lvl w:ilvl="2" w:tplc="040E0005" w:tentative="1">
+      <w:start w:val="1"/>
+      <w:numFmt w:val="bullet"/>
+      <w:lvlText w:val=""/>
+      <w:lvlJc w:val="left"/>
+      <w:pPr>
+        <w:ind w:left="3576" w:hanging="360"/>
+      </w:pPr>
+      <w:rPr>
+        <w:rFonts w:ascii="Wingdings" w:hAnsi="Wingdings" w:hint="default"/>
+      </w:rPr>
+    </w:lvl>
+    <w:lvl w:ilvl="3" w:tplc="040E0001" w:tentative="1">
+      <w:start w:val="1"/>
+      <w:numFmt w:val="bullet"/>
+      <w:lvlText w:val=""/>
+      <w:lvlJc w:val="left"/>
+      <w:pPr>
+        <w:ind w:left="4296" w:hanging="360"/>
+      </w:pPr>
+      <w:rPr>
+        <w:rFonts w:ascii="Symbol" w:hAnsi="Symbol" w:hint="default"/>
+      </w:rPr>
+    </w:lvl>
+    <w:lvl w:ilvl="4" w:tplc="040E0003" w:tentative="1">
+      <w:start w:val="1"/>
+      <w:numFmt w:val="bullet"/>
+      <w:lvlText w:val="o"/>
+      <w:lvlJc w:val="left"/>
+      <w:pPr>
+        <w:ind w:left="5016" w:hanging="360"/>
+      </w:pPr>
+      <w:rPr>
+        <w:rFonts w:ascii="Courier New" w:hAnsi="Courier New" w:cs="Courier New" w:hint="default"/>
+      </w:rPr>
+    </w:lvl>
+    <w:lvl w:ilvl="5" w:tplc="040E0005" w:tentative="1">
+      <w:start w:val="1"/>
+      <w:numFmt w:val="bullet"/>
+      <w:lvlText w:val=""/>
+      <w:lvlJc w:val="left"/>
+      <w:pPr>
+        <w:ind w:left="5736" w:hanging="360"/>
+      </w:pPr>
+      <w:rPr>
+        <w:rFonts w:ascii="Wingdings" w:hAnsi="Wingdings" w:hint="default"/>
+      </w:rPr>
+    </w:lvl>
+    <w:lvl w:ilvl="6" w:tplc="040E0001" w:tentative="1">
+      <w:start w:val="1"/>
+      <w:numFmt w:val="bullet"/>
+      <w:lvlText w:val=""/>
+      <w:lvlJc w:val="left"/>
+      <w:pPr>
+        <w:ind w:left="6456" w:hanging="360"/>
+      </w:pPr>
+      <w:rPr>
+        <w:rFonts w:ascii="Symbol" w:hAnsi="Symbol" w:hint="default"/>
+      </w:rPr>
+    </w:lvl>
+    <w:lvl w:ilvl="7" w:tplc="040E0003" w:tentative="1">
+      <w:start w:val="1"/>
+      <w:numFmt w:val="bullet"/>
+      <w:lvlText w:val="o"/>
+      <w:lvlJc w:val="left"/>
+      <w:pPr>
+        <w:ind w:left="7176" w:hanging="360"/>
+      </w:pPr>
+      <w:rPr>
+        <w:rFonts w:ascii="Courier New" w:hAnsi="Courier New" w:cs="Courier New" w:hint="default"/>
+      </w:rPr>
+    </w:lvl>
+    <w:lvl w:ilvl="8" w:tplc="040E0005" w:tentative="1">
+      <w:start w:val="1"/>
+      <w:numFmt w:val="bullet"/>
+      <w:lvlText w:val=""/>
+      <w:lvlJc w:val="left"/>
+      <w:pPr>
+        <w:ind w:left="7896" w:hanging="360"/>
+      </w:pPr>
+      <w:rPr>
+        <w:rFonts w:ascii="Wingdings" w:hAnsi="Wingdings" w:hint="default"/>
+      </w:rPr>
+    </w:lvl>
+  </w:abstractNum>
+  <w:abstractNum w:abstractNumId="25" w15:restartNumberingAfterBreak="0">
     <w:nsid w:val="6FCE024F"/>
     <w:multiLevelType w:val="hybridMultilevel"/>
     <w:tmpl w:val="60D8A992"/>
@@ -6760,7 +7542,7 @@
       </w:rPr>
     </w:lvl>
   </w:abstractNum>
-  <w:abstractNum w:abstractNumId="24" w15:restartNumberingAfterBreak="0">
+  <w:abstractNum w:abstractNumId="26" w15:restartNumberingAfterBreak="0">
     <w:nsid w:val="721E3991"/>
     <w:multiLevelType w:val="hybridMultilevel"/>
     <w:tmpl w:val="72FCB9C4"/>
@@ -6873,7 +7655,7 @@
       </w:rPr>
     </w:lvl>
   </w:abstractNum>
-  <w:abstractNum w:abstractNumId="25" w15:restartNumberingAfterBreak="0">
+  <w:abstractNum w:abstractNumId="27" w15:restartNumberingAfterBreak="0">
     <w:nsid w:val="7AA558AC"/>
     <w:multiLevelType w:val="multilevel"/>
     <w:tmpl w:val="AD9832DA"/>
@@ -6991,16 +7773,16 @@
     </w:lvl>
   </w:abstractNum>
   <w:num w:numId="1">
-    <w:abstractNumId w:val="25"/>
+    <w:abstractNumId w:val="27"/>
   </w:num>
   <w:num w:numId="2">
     <w:abstractNumId w:val="6"/>
   </w:num>
   <w:num w:numId="3">
-    <w:abstractNumId w:val="25"/>
+    <w:abstractNumId w:val="27"/>
   </w:num>
   <w:num w:numId="4">
-    <w:abstractNumId w:val="13"/>
+    <w:abstractNumId w:val="14"/>
   </w:num>
   <w:num w:numId="5">
     <w:abstractNumId w:val="9"/>
@@ -7009,10 +7791,10 @@
     <w:abstractNumId w:val="8"/>
   </w:num>
   <w:num w:numId="7">
-    <w:abstractNumId w:val="24"/>
+    <w:abstractNumId w:val="26"/>
   </w:num>
   <w:num w:numId="8">
-    <w:abstractNumId w:val="22"/>
+    <w:abstractNumId w:val="23"/>
   </w:num>
   <w:num w:numId="9">
     <w:abstractNumId w:val="11"/>
@@ -7021,25 +7803,25 @@
     <w:abstractNumId w:val="12"/>
   </w:num>
   <w:num w:numId="11">
-    <w:abstractNumId w:val="19"/>
+    <w:abstractNumId w:val="20"/>
   </w:num>
   <w:num w:numId="12">
-    <w:abstractNumId w:val="18"/>
+    <w:abstractNumId w:val="19"/>
   </w:num>
   <w:num w:numId="13">
     <w:abstractNumId w:val="4"/>
   </w:num>
   <w:num w:numId="14">
-    <w:abstractNumId w:val="14"/>
+    <w:abstractNumId w:val="15"/>
   </w:num>
   <w:num w:numId="15">
     <w:abstractNumId w:val="2"/>
   </w:num>
   <w:num w:numId="16">
-    <w:abstractNumId w:val="16"/>
+    <w:abstractNumId w:val="17"/>
   </w:num>
   <w:num w:numId="17">
-    <w:abstractNumId w:val="17"/>
+    <w:abstractNumId w:val="18"/>
   </w:num>
   <w:num w:numId="18">
     <w:abstractNumId w:val="1"/>
@@ -7048,28 +7830,34 @@
     <w:abstractNumId w:val="7"/>
   </w:num>
   <w:num w:numId="20">
-    <w:abstractNumId w:val="21"/>
+    <w:abstractNumId w:val="22"/>
   </w:num>
   <w:num w:numId="21">
     <w:abstractNumId w:val="5"/>
   </w:num>
   <w:num w:numId="22">
-    <w:abstractNumId w:val="20"/>
+    <w:abstractNumId w:val="21"/>
   </w:num>
   <w:num w:numId="23">
     <w:abstractNumId w:val="3"/>
   </w:num>
   <w:num w:numId="24">
-    <w:abstractNumId w:val="23"/>
+    <w:abstractNumId w:val="25"/>
   </w:num>
   <w:num w:numId="25">
     <w:abstractNumId w:val="0"/>
   </w:num>
   <w:num w:numId="26">
-    <w:abstractNumId w:val="15"/>
+    <w:abstractNumId w:val="16"/>
   </w:num>
   <w:num w:numId="27">
     <w:abstractNumId w:val="10"/>
+  </w:num>
+  <w:num w:numId="28">
+    <w:abstractNumId w:val="13"/>
+  </w:num>
+  <w:num w:numId="29">
+    <w:abstractNumId w:val="24"/>
   </w:num>
 </w:numbering>
 </file>

--- a/ZoneControl_Adatszerkezet.docx
+++ b/ZoneControl_Adatszerkezet.docx
@@ -12,12 +12,14 @@
           <w:color w:val="1F3864" w:themeColor="accent1" w:themeShade="80"/>
         </w:rPr>
       </w:pPr>
+      <w:proofErr w:type="spellStart"/>
       <w:r>
         <w:rPr>
           <w:color w:val="1F3864" w:themeColor="accent1" w:themeShade="80"/>
         </w:rPr>
         <w:t>ZoneControl</w:t>
       </w:r>
+      <w:proofErr w:type="spellEnd"/>
     </w:p>
     <w:p>
       <w:pPr>
@@ -2099,7 +2101,7 @@
           <w:sz w:val="28"/>
           <w:szCs w:val="28"/>
         </w:rPr>
-        <w:t>egész szám</w:t>
+        <w:t>datetime</w:t>
       </w:r>
       <w:r>
         <w:rPr>
@@ -2113,7 +2115,14 @@
           <w:sz w:val="28"/>
           <w:szCs w:val="28"/>
         </w:rPr>
-        <w:t>, vendég életkora</w:t>
+        <w:t xml:space="preserve">, vendég </w:t>
+      </w:r>
+      <w:r>
+        <w:rPr>
+          <w:sz w:val="28"/>
+          <w:szCs w:val="28"/>
+        </w:rPr>
+        <w:t>születési dátuma</w:t>
       </w:r>
     </w:p>
     <w:p>
@@ -3665,21 +3674,7 @@
           <w:sz w:val="28"/>
           <w:szCs w:val="28"/>
         </w:rPr>
-        <w:t>kartyaId (</w:t>
-      </w:r>
-      <w:r>
-        <w:rPr>
-          <w:sz w:val="28"/>
-          <w:szCs w:val="28"/>
-        </w:rPr>
-        <w:t>egész szám</w:t>
-      </w:r>
-      <w:r>
-        <w:rPr>
-          <w:sz w:val="28"/>
-          <w:szCs w:val="28"/>
-        </w:rPr>
-        <w:t>)</w:t>
+        <w:t>kartyaId (egész szám)</w:t>
       </w:r>
       <w:r>
         <w:rPr>
@@ -3748,14 +3743,7 @@
           <w:sz w:val="28"/>
           <w:szCs w:val="28"/>
         </w:rPr>
-        <w:t xml:space="preserve">(szöveg), </w:t>
-      </w:r>
-      <w:r>
-        <w:rPr>
-          <w:sz w:val="28"/>
-          <w:szCs w:val="28"/>
-        </w:rPr>
-        <w:t>RFID</w:t>
+        <w:t>(szöveg), RFID</w:t>
       </w:r>
     </w:p>
     <w:p>
@@ -4352,26 +4340,26 @@
       <w:r>
         <w:lastRenderedPageBreak/>
         <w:drawing>
-          <wp:anchor distT="0" distB="0" distL="114300" distR="114300" simplePos="0" relativeHeight="251658240" behindDoc="1" locked="0" layoutInCell="1" allowOverlap="1" wp14:anchorId="545B99C3" wp14:editId="013D26BC">
+          <wp:anchor distT="0" distB="0" distL="114300" distR="114300" simplePos="0" relativeHeight="251658240" behindDoc="1" locked="0" layoutInCell="1" allowOverlap="1" wp14:anchorId="4A660F76" wp14:editId="08D50E2D">
             <wp:simplePos x="0" y="0"/>
-            <wp:positionH relativeFrom="column">
-              <wp:posOffset>-647065</wp:posOffset>
+            <wp:positionH relativeFrom="page">
+              <wp:align>right</wp:align>
             </wp:positionH>
             <wp:positionV relativeFrom="paragraph">
-              <wp:posOffset>422910</wp:posOffset>
+              <wp:posOffset>399307</wp:posOffset>
             </wp:positionV>
-            <wp:extent cx="7332345" cy="2743200"/>
-            <wp:effectExtent l="0" t="0" r="1905" b="0"/>
+            <wp:extent cx="7448263" cy="2786332"/>
+            <wp:effectExtent l="0" t="0" r="635" b="0"/>
             <wp:wrapTight wrapText="bothSides">
               <wp:wrapPolygon edited="0">
                 <wp:start x="0" y="0"/>
-                <wp:lineTo x="0" y="21450"/>
-                <wp:lineTo x="21549" y="21450"/>
-                <wp:lineTo x="21549" y="0"/>
+                <wp:lineTo x="0" y="21418"/>
+                <wp:lineTo x="21547" y="21418"/>
+                <wp:lineTo x="21547" y="0"/>
                 <wp:lineTo x="0" y="0"/>
               </wp:wrapPolygon>
             </wp:wrapTight>
-            <wp:docPr id="5" name="Kép 5"/>
+            <wp:docPr id="1" name="Kép 1"/>
             <wp:cNvGraphicFramePr>
               <a:graphicFrameLocks xmlns:a="http://schemas.openxmlformats.org/drawingml/2006/main" noChangeAspect="1"/>
             </wp:cNvGraphicFramePr>
@@ -4379,7 +4367,7 @@
               <a:graphicData uri="http://schemas.openxmlformats.org/drawingml/2006/picture">
                 <pic:pic xmlns:pic="http://schemas.openxmlformats.org/drawingml/2006/picture">
                   <pic:nvPicPr>
-                    <pic:cNvPr id="5" name="Kép 5"/>
+                    <pic:cNvPr id="1" name="Kép 1"/>
                     <pic:cNvPicPr/>
                   </pic:nvPicPr>
                   <pic:blipFill>
@@ -4397,7 +4385,7 @@
                   <pic:spPr>
                     <a:xfrm>
                       <a:off x="0" y="0"/>
-                      <a:ext cx="7332345" cy="2743200"/>
+                      <a:ext cx="7448263" cy="2786332"/>
                     </a:xfrm>
                     <a:prstGeom prst="rect">
                       <a:avLst/>

--- a/ZoneControl_Adatszerkezet.docx
+++ b/ZoneControl_Adatszerkezet.docx
@@ -12,14 +12,12 @@
           <w:color w:val="1F3864" w:themeColor="accent1" w:themeShade="80"/>
         </w:rPr>
       </w:pPr>
-      <w:proofErr w:type="spellStart"/>
       <w:r>
         <w:rPr>
           <w:color w:val="1F3864" w:themeColor="accent1" w:themeShade="80"/>
         </w:rPr>
         <w:t>ZoneControl</w:t>
       </w:r>
-      <w:proofErr w:type="spellEnd"/>
     </w:p>
     <w:p>
       <w:pPr>
@@ -184,7 +182,7 @@
           <w:r>
             <w:fldChar w:fldCharType="separate"/>
           </w:r>
-          <w:hyperlink w:anchor="_Toc242779923" w:history="1">
+          <w:hyperlink w:anchor="_Toc243388366" w:history="1">
             <w:r>
               <w:rPr>
                 <w:rStyle w:val="Hiperhivatkozs"/>
@@ -228,7 +226,7 @@
                 <w:noProof/>
                 <w:webHidden/>
               </w:rPr>
-              <w:instrText xml:space="preserve"> PAGEREF _Toc242779923 \h </w:instrText>
+              <w:instrText xml:space="preserve"> PAGEREF _Toc243388366 \h </w:instrText>
             </w:r>
             <w:r>
               <w:rPr>
@@ -274,7 +272,7 @@
               <w:lang w:eastAsia="hu-HU"/>
             </w:rPr>
           </w:pPr>
-          <w:hyperlink w:anchor="_Toc242779924" w:history="1">
+          <w:hyperlink w:anchor="_Toc243388367" w:history="1">
             <w:r>
               <w:rPr>
                 <w:rStyle w:val="Hiperhivatkozs"/>
@@ -318,7 +316,7 @@
                 <w:noProof/>
                 <w:webHidden/>
               </w:rPr>
-              <w:instrText xml:space="preserve"> PAGEREF _Toc242779924 \h </w:instrText>
+              <w:instrText xml:space="preserve"> PAGEREF _Toc243388367 \h </w:instrText>
             </w:r>
             <w:r>
               <w:rPr>
@@ -364,7 +362,7 @@
               <w:lang w:eastAsia="hu-HU"/>
             </w:rPr>
           </w:pPr>
-          <w:hyperlink w:anchor="_Toc242779925" w:history="1">
+          <w:hyperlink w:anchor="_Toc243388368" w:history="1">
             <w:r>
               <w:rPr>
                 <w:rStyle w:val="Hiperhivatkozs"/>
@@ -408,7 +406,7 @@
                 <w:noProof/>
                 <w:webHidden/>
               </w:rPr>
-              <w:instrText xml:space="preserve"> PAGEREF _Toc242779925 \h </w:instrText>
+              <w:instrText xml:space="preserve"> PAGEREF _Toc243388368 \h </w:instrText>
             </w:r>
             <w:r>
               <w:rPr>
@@ -454,7 +452,7 @@
               <w:lang w:eastAsia="hu-HU"/>
             </w:rPr>
           </w:pPr>
-          <w:hyperlink w:anchor="_Toc242779926" w:history="1">
+          <w:hyperlink w:anchor="_Toc243388369" w:history="1">
             <w:r>
               <w:rPr>
                 <w:rStyle w:val="Hiperhivatkozs"/>
@@ -498,7 +496,7 @@
                 <w:noProof/>
                 <w:webHidden/>
               </w:rPr>
-              <w:instrText xml:space="preserve"> PAGEREF _Toc242779926 \h </w:instrText>
+              <w:instrText xml:space="preserve"> PAGEREF _Toc243388369 \h </w:instrText>
             </w:r>
             <w:r>
               <w:rPr>
@@ -544,7 +542,7 @@
               <w:lang w:eastAsia="hu-HU"/>
             </w:rPr>
           </w:pPr>
-          <w:hyperlink w:anchor="_Toc242779927" w:history="1">
+          <w:hyperlink w:anchor="_Toc243388370" w:history="1">
             <w:r>
               <w:rPr>
                 <w:rStyle w:val="Hiperhivatkozs"/>
@@ -588,7 +586,7 @@
                 <w:noProof/>
                 <w:webHidden/>
               </w:rPr>
-              <w:instrText xml:space="preserve"> PAGEREF _Toc242779927 \h </w:instrText>
+              <w:instrText xml:space="preserve"> PAGEREF _Toc243388370 \h </w:instrText>
             </w:r>
             <w:r>
               <w:rPr>
@@ -634,7 +632,7 @@
               <w:lang w:eastAsia="hu-HU"/>
             </w:rPr>
           </w:pPr>
-          <w:hyperlink w:anchor="_Toc242779928" w:history="1">
+          <w:hyperlink w:anchor="_Toc243388371" w:history="1">
             <w:r>
               <w:rPr>
                 <w:rStyle w:val="Hiperhivatkozs"/>
@@ -678,7 +676,7 @@
                 <w:noProof/>
                 <w:webHidden/>
               </w:rPr>
-              <w:instrText xml:space="preserve"> PAGEREF _Toc242779928 \h </w:instrText>
+              <w:instrText xml:space="preserve"> PAGEREF _Toc243388371 \h </w:instrText>
             </w:r>
             <w:r>
               <w:rPr>
@@ -724,7 +722,7 @@
               <w:lang w:eastAsia="hu-HU"/>
             </w:rPr>
           </w:pPr>
-          <w:hyperlink w:anchor="_Toc242779929" w:history="1">
+          <w:hyperlink w:anchor="_Toc243388372" w:history="1">
             <w:r>
               <w:rPr>
                 <w:rStyle w:val="Hiperhivatkozs"/>
@@ -768,7 +766,7 @@
                 <w:noProof/>
                 <w:webHidden/>
               </w:rPr>
-              <w:instrText xml:space="preserve"> PAGEREF _Toc242779929 \h </w:instrText>
+              <w:instrText xml:space="preserve"> PAGEREF _Toc243388372 \h </w:instrText>
             </w:r>
             <w:r>
               <w:rPr>
@@ -814,7 +812,7 @@
               <w:lang w:eastAsia="hu-HU"/>
             </w:rPr>
           </w:pPr>
-          <w:hyperlink w:anchor="_Toc242779930" w:history="1">
+          <w:hyperlink w:anchor="_Toc243388373" w:history="1">
             <w:r>
               <w:rPr>
                 <w:rStyle w:val="Hiperhivatkozs"/>
@@ -858,7 +856,7 @@
                 <w:noProof/>
                 <w:webHidden/>
               </w:rPr>
-              <w:instrText xml:space="preserve"> PAGEREF _Toc242779930 \h </w:instrText>
+              <w:instrText xml:space="preserve"> PAGEREF _Toc243388373 \h </w:instrText>
             </w:r>
             <w:r>
               <w:rPr>
@@ -904,7 +902,7 @@
               <w:lang w:eastAsia="hu-HU"/>
             </w:rPr>
           </w:pPr>
-          <w:hyperlink w:anchor="_Toc242779931" w:history="1">
+          <w:hyperlink w:anchor="_Toc243388374" w:history="1">
             <w:r>
               <w:rPr>
                 <w:rStyle w:val="Hiperhivatkozs"/>
@@ -948,7 +946,7 @@
                 <w:noProof/>
                 <w:webHidden/>
               </w:rPr>
-              <w:instrText xml:space="preserve"> PAGEREF _Toc242779931 \h </w:instrText>
+              <w:instrText xml:space="preserve"> PAGEREF _Toc243388374 \h </w:instrText>
             </w:r>
             <w:r>
               <w:rPr>
@@ -969,6 +967,96 @@
                 <w:webHidden/>
               </w:rPr>
               <w:t>4</w:t>
+            </w:r>
+            <w:r>
+              <w:rPr>
+                <w:noProof/>
+                <w:webHidden/>
+              </w:rPr>
+              <w:fldChar w:fldCharType="end"/>
+            </w:r>
+          </w:hyperlink>
+        </w:p>
+        <w:p>
+          <w:pPr>
+            <w:pStyle w:val="TJ2"/>
+            <w:tabs>
+              <w:tab w:val="left" w:pos="880"/>
+              <w:tab w:val="right" w:leader="dot" w:pos="9346"/>
+            </w:tabs>
+            <w:rPr>
+              <w:rFonts w:asciiTheme="minorHAnsi" w:eastAsiaTheme="minorEastAsia" w:hAnsiTheme="minorHAnsi" w:cstheme="minorBidi"/>
+              <w:noProof/>
+              <w:sz w:val="22"/>
+              <w:szCs w:val="22"/>
+              <w:lang w:eastAsia="hu-HU"/>
+            </w:rPr>
+          </w:pPr>
+          <w:hyperlink w:anchor="_Toc243388375" w:history="1">
+            <w:r>
+              <w:rPr>
+                <w:rStyle w:val="Hiperhivatkozs"/>
+                <w:noProof/>
+              </w:rPr>
+              <w:t>1.9.</w:t>
+            </w:r>
+            <w:r>
+              <w:rPr>
+                <w:rFonts w:asciiTheme="minorHAnsi" w:eastAsiaTheme="minorEastAsia" w:hAnsiTheme="minorHAnsi" w:cstheme="minorBidi"/>
+                <w:noProof/>
+                <w:sz w:val="22"/>
+                <w:szCs w:val="22"/>
+                <w:lang w:eastAsia="hu-HU"/>
+              </w:rPr>
+              <w:tab/>
+            </w:r>
+            <w:r>
+              <w:rPr>
+                <w:rStyle w:val="Hiperhivatkozs"/>
+                <w:noProof/>
+              </w:rPr>
+              <w:t>reszlegFoglalas</w:t>
+            </w:r>
+            <w:r>
+              <w:rPr>
+                <w:noProof/>
+                <w:webHidden/>
+              </w:rPr>
+              <w:tab/>
+            </w:r>
+            <w:r>
+              <w:rPr>
+                <w:noProof/>
+                <w:webHidden/>
+              </w:rPr>
+              <w:fldChar w:fldCharType="begin"/>
+            </w:r>
+            <w:r>
+              <w:rPr>
+                <w:noProof/>
+                <w:webHidden/>
+              </w:rPr>
+              <w:instrText xml:space="preserve"> PAGEREF _Toc243388375 \h </w:instrText>
+            </w:r>
+            <w:r>
+              <w:rPr>
+                <w:noProof/>
+                <w:webHidden/>
+              </w:rPr>
+            </w:r>
+            <w:r>
+              <w:rPr>
+                <w:noProof/>
+                <w:webHidden/>
+              </w:rPr>
+              <w:fldChar w:fldCharType="separate"/>
+            </w:r>
+            <w:r>
+              <w:rPr>
+                <w:noProof/>
+                <w:webHidden/>
+              </w:rPr>
+              <w:t>5</w:t>
             </w:r>
             <w:r>
               <w:rPr>
@@ -994,7 +1082,7 @@
               <w:lang w:eastAsia="hu-HU"/>
             </w:rPr>
           </w:pPr>
-          <w:hyperlink w:anchor="_Toc242779932" w:history="1">
+          <w:hyperlink w:anchor="_Toc243388376" w:history="1">
             <w:r>
               <w:rPr>
                 <w:rStyle w:val="Hiperhivatkozs"/>
@@ -1038,7 +1126,7 @@
                 <w:noProof/>
                 <w:webHidden/>
               </w:rPr>
-              <w:instrText xml:space="preserve"> PAGEREF _Toc242779932 \h </w:instrText>
+              <w:instrText xml:space="preserve"> PAGEREF _Toc243388376 \h </w:instrText>
             </w:r>
             <w:r>
               <w:rPr>
@@ -1058,7 +1146,7 @@
                 <w:noProof/>
                 <w:webHidden/>
               </w:rPr>
-              <w:t>5</w:t>
+              <w:t>6</w:t>
             </w:r>
             <w:r>
               <w:rPr>
@@ -1084,7 +1172,7 @@
               <w:lang w:eastAsia="hu-HU"/>
             </w:rPr>
           </w:pPr>
-          <w:hyperlink w:anchor="_Toc242779933" w:history="1">
+          <w:hyperlink w:anchor="_Toc243388377" w:history="1">
             <w:r>
               <w:rPr>
                 <w:rStyle w:val="Hiperhivatkozs"/>
@@ -1128,7 +1216,7 @@
                 <w:noProof/>
                 <w:webHidden/>
               </w:rPr>
-              <w:instrText xml:space="preserve"> PAGEREF _Toc242779933 \h </w:instrText>
+              <w:instrText xml:space="preserve"> PAGEREF _Toc243388377 \h </w:instrText>
             </w:r>
             <w:r>
               <w:rPr>
@@ -1148,7 +1236,7 @@
                 <w:noProof/>
                 <w:webHidden/>
               </w:rPr>
-              <w:t>5</w:t>
+              <w:t>6</w:t>
             </w:r>
             <w:r>
               <w:rPr>
@@ -1174,7 +1262,7 @@
               <w:lang w:eastAsia="hu-HU"/>
             </w:rPr>
           </w:pPr>
-          <w:hyperlink w:anchor="_Toc242779934" w:history="1">
+          <w:hyperlink w:anchor="_Toc243388378" w:history="1">
             <w:r>
               <w:rPr>
                 <w:rStyle w:val="Hiperhivatkozs"/>
@@ -1218,7 +1306,7 @@
                 <w:noProof/>
                 <w:webHidden/>
               </w:rPr>
-              <w:instrText xml:space="preserve"> PAGEREF _Toc242779934 \h </w:instrText>
+              <w:instrText xml:space="preserve"> PAGEREF _Toc243388378 \h </w:instrText>
             </w:r>
             <w:r>
               <w:rPr>
@@ -1238,7 +1326,7 @@
                 <w:noProof/>
                 <w:webHidden/>
               </w:rPr>
-              <w:t>5</w:t>
+              <w:t>6</w:t>
             </w:r>
             <w:r>
               <w:rPr>
@@ -1264,7 +1352,7 @@
               <w:lang w:eastAsia="hu-HU"/>
             </w:rPr>
           </w:pPr>
-          <w:hyperlink w:anchor="_Toc242779935" w:history="1">
+          <w:hyperlink w:anchor="_Toc243388379" w:history="1">
             <w:r>
               <w:rPr>
                 <w:rStyle w:val="Hiperhivatkozs"/>
@@ -1308,7 +1396,7 @@
                 <w:noProof/>
                 <w:webHidden/>
               </w:rPr>
-              <w:instrText xml:space="preserve"> PAGEREF _Toc242779935 \h </w:instrText>
+              <w:instrText xml:space="preserve"> PAGEREF _Toc243388379 \h </w:instrText>
             </w:r>
             <w:r>
               <w:rPr>
@@ -1328,7 +1416,7 @@
                 <w:noProof/>
                 <w:webHidden/>
               </w:rPr>
-              <w:t>5</w:t>
+              <w:t>6</w:t>
             </w:r>
             <w:r>
               <w:rPr>
@@ -1354,7 +1442,7 @@
               <w:lang w:eastAsia="hu-HU"/>
             </w:rPr>
           </w:pPr>
-          <w:hyperlink w:anchor="_Toc242779936" w:history="1">
+          <w:hyperlink w:anchor="_Toc243388380" w:history="1">
             <w:r>
               <w:rPr>
                 <w:rStyle w:val="Hiperhivatkozs"/>
@@ -1398,7 +1486,7 @@
                 <w:noProof/>
                 <w:webHidden/>
               </w:rPr>
-              <w:instrText xml:space="preserve"> PAGEREF _Toc242779936 \h </w:instrText>
+              <w:instrText xml:space="preserve"> PAGEREF _Toc243388380 \h </w:instrText>
             </w:r>
             <w:r>
               <w:rPr>
@@ -1418,7 +1506,7 @@
                 <w:noProof/>
                 <w:webHidden/>
               </w:rPr>
-              <w:t>5</w:t>
+              <w:t>6</w:t>
             </w:r>
             <w:r>
               <w:rPr>
@@ -1444,7 +1532,7 @@
               <w:lang w:eastAsia="hu-HU"/>
             </w:rPr>
           </w:pPr>
-          <w:hyperlink w:anchor="_Toc242779937" w:history="1">
+          <w:hyperlink w:anchor="_Toc243388381" w:history="1">
             <w:r>
               <w:rPr>
                 <w:rStyle w:val="Hiperhivatkozs"/>
@@ -1488,7 +1576,7 @@
                 <w:noProof/>
                 <w:webHidden/>
               </w:rPr>
-              <w:instrText xml:space="preserve"> PAGEREF _Toc242779937 \h </w:instrText>
+              <w:instrText xml:space="preserve"> PAGEREF _Toc243388381 \h </w:instrText>
             </w:r>
             <w:r>
               <w:rPr>
@@ -1508,7 +1596,7 @@
                 <w:noProof/>
                 <w:webHidden/>
               </w:rPr>
-              <w:t>5</w:t>
+              <w:t>7</w:t>
             </w:r>
             <w:r>
               <w:rPr>
@@ -1534,7 +1622,7 @@
               <w:lang w:eastAsia="hu-HU"/>
             </w:rPr>
           </w:pPr>
-          <w:hyperlink w:anchor="_Toc242779938" w:history="1">
+          <w:hyperlink w:anchor="_Toc243388382" w:history="1">
             <w:r>
               <w:rPr>
                 <w:rStyle w:val="Hiperhivatkozs"/>
@@ -1578,7 +1666,7 @@
                 <w:noProof/>
                 <w:webHidden/>
               </w:rPr>
-              <w:instrText xml:space="preserve"> PAGEREF _Toc242779938 \h </w:instrText>
+              <w:instrText xml:space="preserve"> PAGEREF _Toc243388382 \h </w:instrText>
             </w:r>
             <w:r>
               <w:rPr>
@@ -1598,7 +1686,7 @@
                 <w:noProof/>
                 <w:webHidden/>
               </w:rPr>
-              <w:t>6</w:t>
+              <w:t>7</w:t>
             </w:r>
             <w:r>
               <w:rPr>
@@ -1624,7 +1712,7 @@
               <w:lang w:eastAsia="hu-HU"/>
             </w:rPr>
           </w:pPr>
-          <w:hyperlink w:anchor="_Toc242779939" w:history="1">
+          <w:hyperlink w:anchor="_Toc243388383" w:history="1">
             <w:r>
               <w:rPr>
                 <w:rStyle w:val="Hiperhivatkozs"/>
@@ -1668,7 +1756,7 @@
                 <w:noProof/>
                 <w:webHidden/>
               </w:rPr>
-              <w:instrText xml:space="preserve"> PAGEREF _Toc242779939 \h </w:instrText>
+              <w:instrText xml:space="preserve"> PAGEREF _Toc243388383 \h </w:instrText>
             </w:r>
             <w:r>
               <w:rPr>
@@ -1688,7 +1776,7 @@
                 <w:noProof/>
                 <w:webHidden/>
               </w:rPr>
-              <w:t>6</w:t>
+              <w:t>7</w:t>
             </w:r>
             <w:r>
               <w:rPr>
@@ -1714,7 +1802,7 @@
               <w:lang w:eastAsia="hu-HU"/>
             </w:rPr>
           </w:pPr>
-          <w:hyperlink w:anchor="_Toc242779940" w:history="1">
+          <w:hyperlink w:anchor="_Toc243388384" w:history="1">
             <w:r>
               <w:rPr>
                 <w:rStyle w:val="Hiperhivatkozs"/>
@@ -1758,7 +1846,7 @@
                 <w:noProof/>
                 <w:webHidden/>
               </w:rPr>
-              <w:instrText xml:space="preserve"> PAGEREF _Toc242779940 \h </w:instrText>
+              <w:instrText xml:space="preserve"> PAGEREF _Toc243388384 \h </w:instrText>
             </w:r>
             <w:r>
               <w:rPr>
@@ -1778,7 +1866,7 @@
                 <w:noProof/>
                 <w:webHidden/>
               </w:rPr>
-              <w:t>6</w:t>
+              <w:t>7</w:t>
             </w:r>
             <w:r>
               <w:rPr>
@@ -1804,7 +1892,7 @@
               <w:lang w:eastAsia="hu-HU"/>
             </w:rPr>
           </w:pPr>
-          <w:hyperlink w:anchor="_Toc242779941" w:history="1">
+          <w:hyperlink w:anchor="_Toc243388385" w:history="1">
             <w:r>
               <w:rPr>
                 <w:rStyle w:val="Hiperhivatkozs"/>
@@ -1848,7 +1936,7 @@
                 <w:noProof/>
                 <w:webHidden/>
               </w:rPr>
-              <w:instrText xml:space="preserve"> PAGEREF _Toc242779941 \h </w:instrText>
+              <w:instrText xml:space="preserve"> PAGEREF _Toc243388385 \h </w:instrText>
             </w:r>
             <w:r>
               <w:rPr>
@@ -1868,7 +1956,7 @@
                 <w:noProof/>
                 <w:webHidden/>
               </w:rPr>
-              <w:t>7</w:t>
+              <w:t>8</w:t>
             </w:r>
             <w:r>
               <w:rPr>
@@ -1894,7 +1982,7 @@
       <w:pPr>
         <w:pStyle w:val="Cmsor1"/>
       </w:pPr>
-      <w:bookmarkStart w:id="0" w:name="_Toc242779923"/>
+      <w:bookmarkStart w:id="0" w:name="_Toc243388366"/>
       <w:r>
         <w:lastRenderedPageBreak/>
         <w:t>Táblák</w:t>
@@ -1905,7 +1993,7 @@
       <w:pPr>
         <w:pStyle w:val="Cmsor2"/>
       </w:pPr>
-      <w:bookmarkStart w:id="1" w:name="_Toc242779924"/>
+      <w:bookmarkStart w:id="1" w:name="_Toc243388367"/>
       <w:r>
         <w:t>v</w:t>
       </w:r>
@@ -1985,21 +2073,14 @@
           <w:sz w:val="28"/>
           <w:szCs w:val="28"/>
         </w:rPr>
-        <w:t>vNev</w:t>
-      </w:r>
-      <w:r>
-        <w:rPr>
-          <w:sz w:val="28"/>
-          <w:szCs w:val="28"/>
-        </w:rPr>
-        <w:t xml:space="preserve"> (szöveg)</w:t>
-      </w:r>
-      <w:r>
-        <w:rPr>
-          <w:sz w:val="28"/>
-          <w:szCs w:val="28"/>
-        </w:rPr>
-        <w:t>, vendég neve</w:t>
+        <w:t xml:space="preserve">jogId (egész szám), jogosultág </w:t>
+      </w:r>
+      <w:r>
+        <w:rPr>
+          <w:sz w:val="28"/>
+          <w:szCs w:val="28"/>
+        </w:rPr>
+        <w:t>azonosító</w:t>
       </w:r>
     </w:p>
     <w:p>
@@ -2019,7 +2100,7 @@
           <w:sz w:val="28"/>
           <w:szCs w:val="28"/>
         </w:rPr>
-        <w:t>vEmail</w:t>
+        <w:t>vNev</w:t>
       </w:r>
       <w:r>
         <w:rPr>
@@ -2033,7 +2114,7 @@
           <w:sz w:val="28"/>
           <w:szCs w:val="28"/>
         </w:rPr>
-        <w:t>, vendég e-mail címe</w:t>
+        <w:t>, vendég neve</w:t>
       </w:r>
     </w:p>
     <w:p>
@@ -2053,7 +2134,7 @@
           <w:sz w:val="28"/>
           <w:szCs w:val="28"/>
         </w:rPr>
-        <w:t>vJelszo</w:t>
+        <w:t>vEmail</w:t>
       </w:r>
       <w:r>
         <w:rPr>
@@ -2067,7 +2148,7 @@
           <w:sz w:val="28"/>
           <w:szCs w:val="28"/>
         </w:rPr>
-        <w:t>, vendég jelszava</w:t>
+        <w:t>, vendég e-mail címe</w:t>
       </w:r>
     </w:p>
     <w:p>
@@ -2087,42 +2168,21 @@
           <w:sz w:val="28"/>
           <w:szCs w:val="28"/>
         </w:rPr>
-        <w:t>vEletkor</w:t>
-      </w:r>
-      <w:r>
-        <w:rPr>
-          <w:sz w:val="28"/>
-          <w:szCs w:val="28"/>
-        </w:rPr>
-        <w:t xml:space="preserve"> (</w:t>
-      </w:r>
-      <w:r>
-        <w:rPr>
-          <w:sz w:val="28"/>
-          <w:szCs w:val="28"/>
-        </w:rPr>
-        <w:t>datetime</w:t>
-      </w:r>
-      <w:r>
-        <w:rPr>
-          <w:sz w:val="28"/>
-          <w:szCs w:val="28"/>
-        </w:rPr>
-        <w:t>)</w:t>
-      </w:r>
-      <w:r>
-        <w:rPr>
-          <w:sz w:val="28"/>
-          <w:szCs w:val="28"/>
-        </w:rPr>
-        <w:t xml:space="preserve">, vendég </w:t>
-      </w:r>
-      <w:r>
-        <w:rPr>
-          <w:sz w:val="28"/>
-          <w:szCs w:val="28"/>
-        </w:rPr>
-        <w:t>születési dátuma</w:t>
+        <w:t>vJelszo</w:t>
+      </w:r>
+      <w:r>
+        <w:rPr>
+          <w:sz w:val="28"/>
+          <w:szCs w:val="28"/>
+        </w:rPr>
+        <w:t xml:space="preserve"> (szöveg)</w:t>
+      </w:r>
+      <w:r>
+        <w:rPr>
+          <w:sz w:val="28"/>
+          <w:szCs w:val="28"/>
+        </w:rPr>
+        <w:t>, vendég jelszava</w:t>
       </w:r>
     </w:p>
     <w:p>
@@ -2142,21 +2202,49 @@
           <w:sz w:val="28"/>
           <w:szCs w:val="28"/>
         </w:rPr>
-        <w:t>vTelSzam</w:t>
-      </w:r>
-      <w:r>
-        <w:rPr>
-          <w:sz w:val="28"/>
-          <w:szCs w:val="28"/>
-        </w:rPr>
-        <w:t xml:space="preserve"> (szöveg)</w:t>
-      </w:r>
-      <w:r>
-        <w:rPr>
-          <w:sz w:val="28"/>
-          <w:szCs w:val="28"/>
-        </w:rPr>
-        <w:t>, vendég telefonszáma</w:t>
+        <w:t>v</w:t>
+      </w:r>
+      <w:r>
+        <w:rPr>
+          <w:sz w:val="28"/>
+          <w:szCs w:val="28"/>
+        </w:rPr>
+        <w:t>SzulDat</w:t>
+      </w:r>
+      <w:r>
+        <w:rPr>
+          <w:sz w:val="28"/>
+          <w:szCs w:val="28"/>
+        </w:rPr>
+        <w:t xml:space="preserve"> (</w:t>
+      </w:r>
+      <w:r>
+        <w:rPr>
+          <w:sz w:val="28"/>
+          <w:szCs w:val="28"/>
+        </w:rPr>
+        <w:t>date</w:t>
+      </w:r>
+      <w:r>
+        <w:rPr>
+          <w:sz w:val="28"/>
+          <w:szCs w:val="28"/>
+        </w:rPr>
+        <w:t>)</w:t>
+      </w:r>
+      <w:r>
+        <w:rPr>
+          <w:sz w:val="28"/>
+          <w:szCs w:val="28"/>
+        </w:rPr>
+        <w:t xml:space="preserve">, vendég </w:t>
+      </w:r>
+      <w:r>
+        <w:rPr>
+          <w:sz w:val="28"/>
+          <w:szCs w:val="28"/>
+        </w:rPr>
+        <w:t>születési dátuma</w:t>
       </w:r>
     </w:p>
     <w:p>
@@ -2176,7 +2264,7 @@
           <w:sz w:val="28"/>
           <w:szCs w:val="28"/>
         </w:rPr>
-        <w:t>rfid</w:t>
+        <w:t>vTelSzam</w:t>
       </w:r>
       <w:r>
         <w:rPr>
@@ -2190,7 +2278,7 @@
           <w:sz w:val="28"/>
           <w:szCs w:val="28"/>
         </w:rPr>
-        <w:t>, vendég RFID-ja</w:t>
+        <w:t>, vendég telefonszáma</w:t>
       </w:r>
     </w:p>
     <w:p>
@@ -2236,28 +2324,6 @@
     </w:p>
     <w:p>
       <w:pPr>
-        <w:pStyle w:val="Cmsor2"/>
-      </w:pPr>
-      <w:bookmarkStart w:id="2" w:name="_Toc242779925"/>
-      <w:r>
-        <w:t>f</w:t>
-      </w:r>
-      <w:r>
-        <w:t>oglal</w:t>
-      </w:r>
-      <w:r>
-        <w:t>a</w:t>
-      </w:r>
-      <w:r>
-        <w:t>s</w:t>
-      </w:r>
-      <w:r>
-        <w:t>ok</w:t>
-      </w:r>
-      <w:bookmarkEnd w:id="2"/>
-    </w:p>
-    <w:p>
-      <w:pPr>
         <w:pStyle w:val="Listaszerbekezds"/>
         <w:numPr>
           <w:ilvl w:val="0"/>
@@ -2273,6 +2339,76 @@
           <w:sz w:val="28"/>
           <w:szCs w:val="28"/>
         </w:rPr>
+        <w:t xml:space="preserve">foglalasId </w:t>
+      </w:r>
+      <w:r>
+        <w:rPr>
+          <w:sz w:val="28"/>
+          <w:szCs w:val="28"/>
+        </w:rPr>
+        <w:t>(</w:t>
+      </w:r>
+      <w:r>
+        <w:rPr>
+          <w:sz w:val="28"/>
+          <w:szCs w:val="28"/>
+        </w:rPr>
+        <w:t>egész szám</w:t>
+      </w:r>
+      <w:r>
+        <w:rPr>
+          <w:sz w:val="28"/>
+          <w:szCs w:val="28"/>
+        </w:rPr>
+        <w:t>)</w:t>
+      </w:r>
+      <w:r>
+        <w:rPr>
+          <w:sz w:val="28"/>
+          <w:szCs w:val="28"/>
+        </w:rPr>
+        <w:t>, foglalás id</w:t>
+      </w:r>
+    </w:p>
+    <w:p>
+      <w:pPr>
+        <w:pStyle w:val="Cmsor2"/>
+      </w:pPr>
+      <w:bookmarkStart w:id="2" w:name="_Toc243388368"/>
+      <w:r>
+        <w:t>f</w:t>
+      </w:r>
+      <w:r>
+        <w:t>oglal</w:t>
+      </w:r>
+      <w:r>
+        <w:t>a</w:t>
+      </w:r>
+      <w:r>
+        <w:t>s</w:t>
+      </w:r>
+      <w:r>
+        <w:t>ok</w:t>
+      </w:r>
+      <w:bookmarkEnd w:id="2"/>
+    </w:p>
+    <w:p>
+      <w:pPr>
+        <w:pStyle w:val="Listaszerbekezds"/>
+        <w:numPr>
+          <w:ilvl w:val="0"/>
+          <w:numId w:val="10"/>
+        </w:numPr>
+        <w:rPr>
+          <w:sz w:val="28"/>
+          <w:szCs w:val="28"/>
+        </w:rPr>
+      </w:pPr>
+      <w:r>
+        <w:rPr>
+          <w:sz w:val="28"/>
+          <w:szCs w:val="28"/>
+        </w:rPr>
         <w:t>id (</w:t>
       </w:r>
       <w:r>
@@ -2403,7 +2539,7 @@
           <w:sz w:val="28"/>
           <w:szCs w:val="28"/>
         </w:rPr>
-        <w:t>, érkezés daátuma</w:t>
+        <w:t>, érkezés dátuma</w:t>
       </w:r>
     </w:p>
     <w:p>
@@ -2457,21 +2593,42 @@
           <w:sz w:val="28"/>
           <w:szCs w:val="28"/>
         </w:rPr>
-        <w:t>hotelNeve (szöveg)</w:t>
-      </w:r>
-      <w:r>
-        <w:rPr>
-          <w:sz w:val="28"/>
-          <w:szCs w:val="28"/>
-        </w:rPr>
-        <w:t>, hotel neve</w:t>
+        <w:t>hotel</w:t>
+      </w:r>
+      <w:r>
+        <w:rPr>
+          <w:sz w:val="28"/>
+          <w:szCs w:val="28"/>
+        </w:rPr>
+        <w:t>Az</w:t>
+      </w:r>
+      <w:r>
+        <w:rPr>
+          <w:sz w:val="28"/>
+          <w:szCs w:val="28"/>
+        </w:rPr>
+        <w:t xml:space="preserve"> (szöveg)</w:t>
+      </w:r>
+      <w:r>
+        <w:rPr>
+          <w:sz w:val="28"/>
+          <w:szCs w:val="28"/>
+        </w:rPr>
+        <w:t xml:space="preserve">, hotel </w:t>
+      </w:r>
+      <w:r>
+        <w:rPr>
+          <w:sz w:val="28"/>
+          <w:szCs w:val="28"/>
+        </w:rPr>
+        <w:t>azonosítója</w:t>
       </w:r>
     </w:p>
     <w:p>
       <w:pPr>
         <w:pStyle w:val="Cmsor2"/>
       </w:pPr>
-      <w:bookmarkStart w:id="3" w:name="_Toc242779926"/>
+      <w:bookmarkStart w:id="3" w:name="_Toc243388369"/>
       <w:r>
         <w:t>s</w:t>
       </w:r>
@@ -2653,7 +2810,21 @@
           <w:sz w:val="28"/>
           <w:szCs w:val="28"/>
         </w:rPr>
-        <w:t xml:space="preserve"> (szöveg)</w:t>
+        <w:t xml:space="preserve"> (</w:t>
+      </w:r>
+      <w:r>
+        <w:rPr>
+          <w:sz w:val="28"/>
+          <w:szCs w:val="28"/>
+        </w:rPr>
+        <w:t>bool</w:t>
+      </w:r>
+      <w:r>
+        <w:rPr>
+          <w:sz w:val="28"/>
+          <w:szCs w:val="28"/>
+        </w:rPr>
+        <w:t>)</w:t>
       </w:r>
       <w:r>
         <w:rPr>
@@ -2667,7 +2838,7 @@
       <w:pPr>
         <w:pStyle w:val="Cmsor2"/>
       </w:pPr>
-      <w:bookmarkStart w:id="4" w:name="_Toc242779927"/>
+      <w:bookmarkStart w:id="4" w:name="_Toc243388370"/>
       <w:r>
         <w:t>j</w:t>
       </w:r>
@@ -2740,7 +2911,7 @@
           <w:sz w:val="28"/>
           <w:szCs w:val="28"/>
         </w:rPr>
-        <w:t>vendegId</w:t>
+        <w:t>reszlegId</w:t>
       </w:r>
       <w:r>
         <w:rPr>
@@ -2754,7 +2925,14 @@
           <w:sz w:val="28"/>
           <w:szCs w:val="28"/>
         </w:rPr>
-        <w:t>, vendég azonosító</w:t>
+        <w:t>,</w:t>
+      </w:r>
+      <w:r>
+        <w:rPr>
+          <w:sz w:val="28"/>
+          <w:szCs w:val="28"/>
+        </w:rPr>
+        <w:t xml:space="preserve"> részleg azonosító</w:t>
       </w:r>
     </w:p>
     <w:p>
@@ -2774,21 +2952,33 @@
           <w:sz w:val="28"/>
           <w:szCs w:val="28"/>
         </w:rPr>
-        <w:t>reszlegId</w:t>
-      </w:r>
-      <w:r>
-        <w:rPr>
-          <w:sz w:val="28"/>
-          <w:szCs w:val="28"/>
-        </w:rPr>
-        <w:t xml:space="preserve"> (egész szám)</w:t>
-      </w:r>
-      <w:r>
-        <w:rPr>
-          <w:sz w:val="28"/>
-          <w:szCs w:val="28"/>
-        </w:rPr>
-        <w:t xml:space="preserve"> részleg azonosító</w:t>
+        <w:t>me</w:t>
+      </w:r>
+      <w:r>
+        <w:rPr>
+          <w:sz w:val="28"/>
+          <w:szCs w:val="28"/>
+        </w:rPr>
+        <w:t>ttol (date),</w:t>
+      </w:r>
+      <w:r>
+        <w:rPr>
+          <w:sz w:val="28"/>
+          <w:szCs w:val="28"/>
+        </w:rPr>
+        <w:t xml:space="preserve"> </w:t>
+      </w:r>
+      <w:r>
+        <w:t>jogosults</w:t>
+      </w:r>
+      <w:r>
+        <w:t>á</w:t>
+      </w:r>
+      <w:r>
+        <w:t>g</w:t>
+      </w:r>
+      <w:r>
+        <w:t xml:space="preserve"> kezdete</w:t>
       </w:r>
     </w:p>
     <w:p>
@@ -2808,21 +2998,27 @@
           <w:sz w:val="28"/>
           <w:szCs w:val="28"/>
         </w:rPr>
-        <w:t>vasarlasIdopont</w:t>
-      </w:r>
-      <w:r>
-        <w:rPr>
-          <w:sz w:val="28"/>
-          <w:szCs w:val="28"/>
-        </w:rPr>
-        <w:t xml:space="preserve"> (datetime)</w:t>
-      </w:r>
-      <w:r>
-        <w:rPr>
-          <w:sz w:val="28"/>
-          <w:szCs w:val="28"/>
-        </w:rPr>
-        <w:t>, vásárlás időpontja</w:t>
+        <w:t xml:space="preserve">meddig </w:t>
+      </w:r>
+      <w:r>
+        <w:rPr>
+          <w:sz w:val="28"/>
+          <w:szCs w:val="28"/>
+        </w:rPr>
+        <w:t>(date),</w:t>
+      </w:r>
+      <w:r>
+        <w:rPr>
+          <w:sz w:val="28"/>
+          <w:szCs w:val="28"/>
+        </w:rPr>
+        <w:t xml:space="preserve"> </w:t>
+      </w:r>
+      <w:r>
+        <w:t>jogosultság</w:t>
+      </w:r>
+      <w:r>
+        <w:t xml:space="preserve"> vége</w:t>
       </w:r>
     </w:p>
     <w:p>
@@ -2837,7 +3033,7 @@
       <w:pPr>
         <w:pStyle w:val="Cmsor2"/>
       </w:pPr>
-      <w:bookmarkStart w:id="5" w:name="_Toc242779928"/>
+      <w:bookmarkStart w:id="5" w:name="_Toc243388371"/>
       <w:r>
         <w:lastRenderedPageBreak/>
         <w:t>re</w:t>
@@ -3059,7 +3255,7 @@
       <w:pPr>
         <w:pStyle w:val="Cmsor2"/>
       </w:pPr>
-      <w:bookmarkStart w:id="6" w:name="_Toc242779929"/>
+      <w:bookmarkStart w:id="6" w:name="_Toc243388372"/>
       <w:r>
         <w:rPr>
           <w:rStyle w:val="Cmsor2Char"/>
@@ -3305,7 +3501,7 @@
       <w:pPr>
         <w:pStyle w:val="Cmsor2"/>
       </w:pPr>
-      <w:bookmarkStart w:id="7" w:name="_Toc242779930"/>
+      <w:bookmarkStart w:id="7" w:name="_Toc243388373"/>
       <w:r>
         <w:t>h</w:t>
       </w:r>
@@ -3454,7 +3650,14 @@
           <w:sz w:val="28"/>
           <w:szCs w:val="28"/>
         </w:rPr>
-        <w:t>, város</w:t>
+        <w:t xml:space="preserve">, </w:t>
+      </w:r>
+      <w:r>
+        <w:rPr>
+          <w:sz w:val="28"/>
+          <w:szCs w:val="28"/>
+        </w:rPr>
+        <w:t>település</w:t>
       </w:r>
     </w:p>
     <w:p>
@@ -3508,14 +3711,35 @@
           <w:sz w:val="28"/>
           <w:szCs w:val="28"/>
         </w:rPr>
-        <w:t>szam</w:t>
-      </w:r>
-      <w:r>
-        <w:rPr>
-          <w:sz w:val="28"/>
-          <w:szCs w:val="28"/>
-        </w:rPr>
-        <w:t xml:space="preserve"> (egész szám)</w:t>
+        <w:t>hazS</w:t>
+      </w:r>
+      <w:r>
+        <w:rPr>
+          <w:sz w:val="28"/>
+          <w:szCs w:val="28"/>
+        </w:rPr>
+        <w:t>zam</w:t>
+      </w:r>
+      <w:r>
+        <w:rPr>
+          <w:sz w:val="28"/>
+          <w:szCs w:val="28"/>
+        </w:rPr>
+        <w:t xml:space="preserve"> (</w:t>
+      </w:r>
+      <w:r>
+        <w:rPr>
+          <w:sz w:val="28"/>
+          <w:szCs w:val="28"/>
+        </w:rPr>
+        <w:t>szöveg</w:t>
+      </w:r>
+      <w:r>
+        <w:rPr>
+          <w:sz w:val="28"/>
+          <w:szCs w:val="28"/>
+        </w:rPr>
+        <w:t>)</w:t>
       </w:r>
       <w:r>
         <w:rPr>
@@ -3529,7 +3753,21 @@
           <w:sz w:val="28"/>
           <w:szCs w:val="28"/>
         </w:rPr>
-        <w:t>házszám</w:t>
+        <w:t>ház</w:t>
+      </w:r>
+      <w:r>
+        <w:rPr>
+          <w:sz w:val="28"/>
+          <w:szCs w:val="28"/>
+        </w:rPr>
+        <w:t>sz</w:t>
+      </w:r>
+      <w:r>
+        <w:rPr>
+          <w:sz w:val="28"/>
+          <w:szCs w:val="28"/>
+        </w:rPr>
+        <w:t>ám</w:t>
       </w:r>
     </w:p>
     <w:p>
@@ -3659,36 +3897,9 @@
     </w:p>
     <w:p>
       <w:pPr>
-        <w:pStyle w:val="Listaszerbekezds"/>
-        <w:numPr>
-          <w:ilvl w:val="0"/>
-          <w:numId w:val="16"/>
-        </w:numPr>
-        <w:rPr>
-          <w:sz w:val="28"/>
-          <w:szCs w:val="28"/>
-        </w:rPr>
-      </w:pPr>
-      <w:r>
-        <w:rPr>
-          <w:sz w:val="28"/>
-          <w:szCs w:val="28"/>
-        </w:rPr>
-        <w:t>kartyaId (egész szám)</w:t>
-      </w:r>
-      <w:r>
-        <w:rPr>
-          <w:sz w:val="28"/>
-          <w:szCs w:val="28"/>
-        </w:rPr>
-        <w:t>, kártya id</w:t>
-      </w:r>
-    </w:p>
-    <w:p>
-      <w:pPr>
         <w:pStyle w:val="Cmsor2"/>
       </w:pPr>
-      <w:bookmarkStart w:id="9" w:name="_Toc242779931"/>
+      <w:bookmarkStart w:id="9" w:name="_Toc243388374"/>
       <w:r>
         <w:t>kartya</w:t>
       </w:r>
@@ -3748,20 +3959,146 @@
     </w:p>
     <w:p>
       <w:pPr>
+        <w:pStyle w:val="Cmsor2"/>
+        <w:spacing w:before="600"/>
+      </w:pPr>
+      <w:bookmarkStart w:id="10" w:name="_Toc243388375"/>
+      <w:r>
+        <w:lastRenderedPageBreak/>
+        <w:t>reszlegFoglalas</w:t>
+      </w:r>
+      <w:bookmarkEnd w:id="10"/>
+    </w:p>
+    <w:p>
+      <w:pPr>
+        <w:pStyle w:val="Listaszerbekezds"/>
+        <w:numPr>
+          <w:ilvl w:val="0"/>
+          <w:numId w:val="10"/>
+        </w:numPr>
+        <w:rPr>
+          <w:sz w:val="28"/>
+          <w:szCs w:val="28"/>
+        </w:rPr>
+      </w:pPr>
+      <w:r>
+        <w:t>vendegId (egész szám,</w:t>
+      </w:r>
+      <w:r>
+        <w:rPr>
+          <w:sz w:val="28"/>
+          <w:szCs w:val="28"/>
+        </w:rPr>
+        <w:t xml:space="preserve"> </w:t>
+      </w:r>
+      <w:r>
+        <w:rPr>
+          <w:sz w:val="28"/>
+          <w:szCs w:val="28"/>
+        </w:rPr>
+        <w:t>Primary key)</w:t>
+      </w:r>
+      <w:r>
+        <w:rPr>
+          <w:sz w:val="28"/>
+          <w:szCs w:val="28"/>
+        </w:rPr>
+        <w:t>,</w:t>
+      </w:r>
+      <w:r>
+        <w:rPr>
+          <w:sz w:val="28"/>
+          <w:szCs w:val="28"/>
+        </w:rPr>
+        <w:t xml:space="preserve"> vendég </w:t>
+      </w:r>
+      <w:r>
+        <w:t>azonosító</w:t>
+      </w:r>
+    </w:p>
+    <w:p>
+      <w:pPr>
+        <w:pStyle w:val="Listaszerbekezds"/>
+        <w:numPr>
+          <w:ilvl w:val="0"/>
+          <w:numId w:val="10"/>
+        </w:numPr>
+        <w:rPr>
+          <w:sz w:val="28"/>
+          <w:szCs w:val="28"/>
+        </w:rPr>
+      </w:pPr>
+      <w:r>
+        <w:t>reszlegId (egész szám),</w:t>
+      </w:r>
+      <w:r>
+        <w:t xml:space="preserve"> részleg azonosító</w:t>
+      </w:r>
+    </w:p>
+    <w:p>
+      <w:pPr>
+        <w:pStyle w:val="Listaszerbekezds"/>
+        <w:numPr>
+          <w:ilvl w:val="0"/>
+          <w:numId w:val="10"/>
+        </w:numPr>
+        <w:rPr>
+          <w:sz w:val="28"/>
+          <w:szCs w:val="28"/>
+        </w:rPr>
+      </w:pPr>
+      <w:r>
+        <w:t>mettol (datetime),</w:t>
+      </w:r>
+      <w:r>
+        <w:t xml:space="preserve"> foglalás kezdete</w:t>
+      </w:r>
+    </w:p>
+    <w:p>
+      <w:pPr>
+        <w:pStyle w:val="Listaszerbekezds"/>
+        <w:numPr>
+          <w:ilvl w:val="0"/>
+          <w:numId w:val="10"/>
+        </w:numPr>
+        <w:rPr>
+          <w:sz w:val="28"/>
+          <w:szCs w:val="28"/>
+        </w:rPr>
+      </w:pPr>
+      <w:r>
+        <w:t>meddig (datetime),</w:t>
+      </w:r>
+      <w:r>
+        <w:t xml:space="preserve"> foglalás vége</w:t>
+      </w:r>
+    </w:p>
+    <w:p>
+      <w:pPr>
+        <w:pStyle w:val="Listaszerbekezds"/>
+        <w:numPr>
+          <w:ilvl w:val="0"/>
+          <w:numId w:val="0"/>
+        </w:numPr>
+        <w:ind w:left="1776"/>
+      </w:pPr>
+    </w:p>
+    <w:p>
+      <w:pPr>
         <w:pStyle w:val="Cmsor1"/>
       </w:pPr>
-      <w:bookmarkStart w:id="10" w:name="_Toc242779932"/>
+      <w:bookmarkStart w:id="11" w:name="_Toc243388376"/>
       <w:r>
         <w:lastRenderedPageBreak/>
         <w:t>Táblák közötti kapcsolatok</w:t>
       </w:r>
-      <w:bookmarkEnd w:id="10"/>
+      <w:bookmarkEnd w:id="11"/>
     </w:p>
     <w:p>
       <w:pPr>
         <w:pStyle w:val="Cmsor2"/>
       </w:pPr>
-      <w:bookmarkStart w:id="11" w:name="_Toc242779933"/>
+      <w:bookmarkStart w:id="12" w:name="_Toc243388377"/>
       <w:r>
         <w:t>v</w:t>
       </w:r>
@@ -3774,7 +4111,7 @@
       <w:r>
         <w:t>g</w:t>
       </w:r>
-      <w:bookmarkEnd w:id="11"/>
+      <w:bookmarkEnd w:id="12"/>
     </w:p>
     <w:p>
       <w:pPr>
@@ -3804,10 +4141,34 @@
         <w:jc w:val="left"/>
       </w:pPr>
       <w:r>
-        <w:t>vendeg.id =&gt; foglalasok.vendegId</w:t>
-      </w:r>
-      <w:r>
-        <w:t xml:space="preserve"> [1:1 kapcsolat]</w:t>
+        <w:t>vendeg.</w:t>
+      </w:r>
+      <w:r>
+        <w:t>jo</w:t>
+      </w:r>
+      <w:r>
+        <w:t>g</w:t>
+      </w:r>
+      <w:r>
+        <w:t>I</w:t>
+      </w:r>
+      <w:r>
+        <w:t>d =&gt; jogosultsagok.</w:t>
+      </w:r>
+      <w:r>
+        <w:t>i</w:t>
+      </w:r>
+      <w:r>
+        <w:t>d</w:t>
+      </w:r>
+      <w:r>
+        <w:t xml:space="preserve"> [1:</w:t>
+      </w:r>
+      <w:r>
+        <w:t>N</w:t>
+      </w:r>
+      <w:r>
+        <w:t xml:space="preserve"> kapcsolat]</w:t>
       </w:r>
     </w:p>
     <w:p>
@@ -3818,12 +4179,22 @@
           <w:numId w:val="18"/>
         </w:numPr>
         <w:jc w:val="left"/>
-      </w:pPr>
-      <w:r>
-        <w:t>vendeg.id =&gt; jogosultsagok.vendegId</w:t>
-      </w:r>
-      <w:r>
-        <w:t xml:space="preserve"> [1:1 kapcsolat]</w:t>
+        <w:rPr>
+          <w:sz w:val="16"/>
+          <w:szCs w:val="16"/>
+        </w:rPr>
+      </w:pPr>
+      <w:r>
+        <w:t>vendeg.id =&gt; belepesiNaplo.vendegId</w:t>
+      </w:r>
+      <w:r>
+        <w:t xml:space="preserve"> [1:1</w:t>
+      </w:r>
+      <w:r>
+        <w:t xml:space="preserve"> </w:t>
+      </w:r>
+      <w:r>
+        <w:t>kapcsolat]</w:t>
       </w:r>
     </w:p>
     <w:p>
@@ -3840,16 +4211,13 @@
         </w:rPr>
       </w:pPr>
       <w:r>
-        <w:t>vendeg.id =&gt; belepesiNaplo.vendegId</w:t>
-      </w:r>
-      <w:r>
-        <w:t xml:space="preserve"> [1:1</w:t>
-      </w:r>
-      <w:r>
-        <w:t xml:space="preserve"> </w:t>
-      </w:r>
-      <w:r>
-        <w:t>kapcsolat]</w:t>
+        <w:t>vendeg.id =&gt; reszlegFoglalas.vendegId [</w:t>
+      </w:r>
+      <w:r>
+        <w:t>1:N kapcsolat</w:t>
+      </w:r>
+      <w:r>
+        <w:t>]</w:t>
       </w:r>
     </w:p>
     <w:p>
@@ -3871,9 +4239,52 @@
     </w:p>
     <w:p>
       <w:pPr>
+        <w:pStyle w:val="Listaszerbekezds"/>
+        <w:numPr>
+          <w:ilvl w:val="0"/>
+          <w:numId w:val="18"/>
+        </w:numPr>
+        <w:jc w:val="left"/>
+      </w:pPr>
+      <w:r>
+        <w:t>vendeg.</w:t>
+      </w:r>
+      <w:r>
+        <w:t>foglalasI</w:t>
+      </w:r>
+      <w:r>
+        <w:t>d =&gt; foglalasok.</w:t>
+      </w:r>
+      <w:r>
+        <w:t>i</w:t>
+      </w:r>
+      <w:r>
+        <w:t>d</w:t>
+      </w:r>
+      <w:r>
+        <w:t xml:space="preserve"> [1:1 kapcsolat]</w:t>
+      </w:r>
+    </w:p>
+    <w:p>
+      <w:pPr>
+        <w:pStyle w:val="Listaszerbekezds"/>
+        <w:numPr>
+          <w:ilvl w:val="0"/>
+          <w:numId w:val="0"/>
+        </w:numPr>
+        <w:ind w:left="1770"/>
+        <w:jc w:val="left"/>
+        <w:rPr>
+          <w:sz w:val="16"/>
+          <w:szCs w:val="16"/>
+        </w:rPr>
+      </w:pPr>
+    </w:p>
+    <w:p>
+      <w:pPr>
         <w:pStyle w:val="Cmsor2"/>
       </w:pPr>
-      <w:bookmarkStart w:id="12" w:name="_Toc242779934"/>
+      <w:bookmarkStart w:id="13" w:name="_Toc243388378"/>
       <w:r>
         <w:t>f</w:t>
       </w:r>
@@ -3886,7 +4297,7 @@
       <w:r>
         <w:t>sok</w:t>
       </w:r>
-      <w:bookmarkEnd w:id="12"/>
+      <w:bookmarkEnd w:id="13"/>
     </w:p>
     <w:p>
       <w:pPr>
@@ -3914,7 +4325,19 @@
         </w:numPr>
       </w:pPr>
       <w:r>
-        <w:t>foglalasok.vendegId =&gt; vendeg.id</w:t>
+        <w:t>foglalasok.</w:t>
+      </w:r>
+      <w:r>
+        <w:t>i</w:t>
+      </w:r>
+      <w:r>
+        <w:t>d =&gt; vendeg.</w:t>
+      </w:r>
+      <w:r>
+        <w:t>foglalasI</w:t>
+      </w:r>
+      <w:r>
+        <w:t>d</w:t>
       </w:r>
       <w:r>
         <w:t xml:space="preserve"> [1:1 kapcsolat]</w:t>
@@ -3937,9 +4360,21 @@
     </w:p>
     <w:p>
       <w:pPr>
+        <w:pStyle w:val="Listaszerbekezds"/>
+        <w:numPr>
+          <w:ilvl w:val="0"/>
+          <w:numId w:val="21"/>
+        </w:numPr>
+      </w:pPr>
+      <w:r>
+        <w:t>foglalasok.hotelAz =&gt; hotelek.id [1:N kapcsolat]</w:t>
+      </w:r>
+    </w:p>
+    <w:p>
+      <w:pPr>
         <w:pStyle w:val="Cmsor2"/>
       </w:pPr>
-      <w:bookmarkStart w:id="13" w:name="_Toc242779935"/>
+      <w:bookmarkStart w:id="14" w:name="_Toc243388379"/>
       <w:r>
         <w:t>s</w:t>
       </w:r>
@@ -3952,7 +4387,7 @@
       <w:r>
         <w:t>k</w:t>
       </w:r>
-      <w:bookmarkEnd w:id="13"/>
+      <w:bookmarkEnd w:id="14"/>
     </w:p>
     <w:p>
       <w:pPr>
@@ -3990,7 +4425,7 @@
       <w:pPr>
         <w:pStyle w:val="Cmsor2"/>
       </w:pPr>
-      <w:bookmarkStart w:id="14" w:name="_Toc242779936"/>
+      <w:bookmarkStart w:id="15" w:name="_Toc243388380"/>
       <w:r>
         <w:t>j</w:t>
       </w:r>
@@ -4003,7 +4438,7 @@
       <w:r>
         <w:t>gok</w:t>
       </w:r>
-      <w:bookmarkEnd w:id="14"/>
+      <w:bookmarkEnd w:id="15"/>
     </w:p>
     <w:p>
       <w:pPr>
@@ -4031,10 +4466,34 @@
         </w:numPr>
       </w:pPr>
       <w:r>
-        <w:t>jogosultsagok.vendegId =&gt; vendeg.id</w:t>
-      </w:r>
-      <w:r>
-        <w:t xml:space="preserve"> [1:1 kapcsolat]</w:t>
+        <w:t>jogosultsagok.</w:t>
+      </w:r>
+      <w:r>
+        <w:t>i</w:t>
+      </w:r>
+      <w:r>
+        <w:t>d =&gt; vendeg.</w:t>
+      </w:r>
+      <w:r>
+        <w:t>jogI</w:t>
+      </w:r>
+      <w:r>
+        <w:t>d</w:t>
+      </w:r>
+      <w:r>
+        <w:t xml:space="preserve"> [</w:t>
+      </w:r>
+      <w:r>
+        <w:t>N</w:t>
+      </w:r>
+      <w:r>
+        <w:t>:</w:t>
+      </w:r>
+      <w:r>
+        <w:t>1</w:t>
+      </w:r>
+      <w:r>
+        <w:t xml:space="preserve"> kapcsolat]</w:t>
       </w:r>
     </w:p>
     <w:p>
@@ -4055,15 +4514,17 @@
     <w:p>
       <w:pPr>
         <w:pStyle w:val="Cmsor2"/>
-      </w:pPr>
-      <w:bookmarkStart w:id="15" w:name="_Toc242779937"/>
-      <w:r>
+        <w:spacing w:before="840"/>
+      </w:pPr>
+      <w:bookmarkStart w:id="16" w:name="_Toc243388381"/>
+      <w:r>
+        <w:lastRenderedPageBreak/>
         <w:t>re</w:t>
       </w:r>
       <w:r>
         <w:t>szlegek</w:t>
       </w:r>
-      <w:bookmarkEnd w:id="15"/>
+      <w:bookmarkEnd w:id="16"/>
     </w:p>
     <w:p>
       <w:pPr>
@@ -4125,11 +4586,22 @@
     </w:p>
     <w:p>
       <w:pPr>
+        <w:pStyle w:val="Listaszerbekezds"/>
+        <w:numPr>
+          <w:ilvl w:val="0"/>
+          <w:numId w:val="26"/>
+        </w:numPr>
+      </w:pPr>
+      <w:r>
+        <w:t>reszlegek.id =&gt; reszlegFoglalas.reszlegId</w:t>
+      </w:r>
+    </w:p>
+    <w:p>
+      <w:pPr>
         <w:pStyle w:val="Cmsor2"/>
       </w:pPr>
-      <w:bookmarkStart w:id="16" w:name="_Toc242779938"/>
-      <w:r>
-        <w:lastRenderedPageBreak/>
+      <w:bookmarkStart w:id="17" w:name="_Toc243388382"/>
+      <w:r>
         <w:t>b</w:t>
       </w:r>
       <w:r>
@@ -4156,7 +4628,7 @@
       <w:r>
         <w:t>o</w:t>
       </w:r>
-      <w:bookmarkEnd w:id="16"/>
+      <w:bookmarkEnd w:id="17"/>
     </w:p>
     <w:p>
       <w:pPr>
@@ -4214,14 +4686,14 @@
       <w:pPr>
         <w:pStyle w:val="Cmsor2"/>
       </w:pPr>
-      <w:bookmarkStart w:id="17" w:name="_Toc242779939"/>
+      <w:bookmarkStart w:id="18" w:name="_Toc243388383"/>
       <w:r>
         <w:t>h</w:t>
       </w:r>
       <w:r>
         <w:t>otelek</w:t>
       </w:r>
-      <w:bookmarkEnd w:id="17"/>
+      <w:bookmarkEnd w:id="18"/>
     </w:p>
     <w:p>
       <w:pPr>
@@ -4248,16 +4720,51 @@
         </w:numPr>
       </w:pPr>
       <w:r>
-        <w:t>hotelek.nev =&gt; foglal</w:t>
+        <w:t>hotelek.</w:t>
+      </w:r>
+      <w:r>
+        <w:t>id</w:t>
+      </w:r>
+      <w:r>
+        <w:t xml:space="preserve"> =&gt; foglal</w:t>
       </w:r>
       <w:r>
         <w:t>a</w:t>
       </w:r>
       <w:r>
-        <w:t>sok.hotelNeve</w:t>
+        <w:t>sok.hotel</w:t>
+      </w:r>
+      <w:r>
+        <w:t>Az</w:t>
       </w:r>
       <w:r>
         <w:t xml:space="preserve"> [1:1 kapcsolat]</w:t>
+      </w:r>
+    </w:p>
+    <w:p>
+      <w:pPr>
+        <w:pStyle w:val="Cmsor2"/>
+      </w:pPr>
+      <w:bookmarkStart w:id="19" w:name="_Toc243388384"/>
+      <w:r>
+        <w:t>kartya</w:t>
+      </w:r>
+      <w:bookmarkEnd w:id="19"/>
+    </w:p>
+    <w:p>
+      <w:pPr>
+        <w:ind w:left="1416"/>
+      </w:pPr>
+      <w:r>
+        <w:t>id: Elsődleges kulcs</w:t>
+      </w:r>
+    </w:p>
+    <w:p>
+      <w:pPr>
+        <w:ind w:left="1416"/>
+      </w:pPr>
+      <w:r>
+        <w:t>Kapcsolatok:</w:t>
       </w:r>
     </w:p>
     <w:p>
@@ -4269,97 +4776,53 @@
         </w:numPr>
       </w:pPr>
       <w:r>
-        <w:t>hotelek.kartyaId =&gt;kartya.id [1:1 kapcsolat]</w:t>
-      </w:r>
-    </w:p>
-    <w:p>
-      <w:pPr>
-        <w:pStyle w:val="Cmsor2"/>
-      </w:pPr>
-      <w:bookmarkStart w:id="18" w:name="_Toc242779940"/>
-      <w:r>
-        <w:t>kartya</w:t>
-      </w:r>
-      <w:bookmarkEnd w:id="18"/>
+        <w:t>kartya.id =&gt;vendeg.kartyaId [</w:t>
+      </w:r>
+      <w:r>
+        <w:t>N</w:t>
+      </w:r>
+      <w:r>
+        <w:t>:1 kapcsolat]</w:t>
+      </w:r>
     </w:p>
     <w:p>
       <w:pPr>
         <w:ind w:left="1416"/>
       </w:pPr>
-      <w:r>
-        <w:t>id: Elsődleges kulcs</w:t>
-      </w:r>
     </w:p>
     <w:p>
       <w:pPr>
         <w:ind w:left="1416"/>
       </w:pPr>
-      <w:r>
-        <w:t>Kapcsolatok:</w:t>
-      </w:r>
-    </w:p>
-    <w:p>
-      <w:pPr>
-        <w:pStyle w:val="Listaszerbekezds"/>
-        <w:numPr>
-          <w:ilvl w:val="0"/>
-          <w:numId w:val="27"/>
-        </w:numPr>
-      </w:pPr>
-      <w:r>
-        <w:t>kartya.id =&gt;hotelek.kartyaId[1:1 kapcsolat]</w:t>
-      </w:r>
-    </w:p>
-    <w:p>
-      <w:pPr>
-        <w:pStyle w:val="Listaszerbekezds"/>
-        <w:numPr>
-          <w:ilvl w:val="0"/>
-          <w:numId w:val="27"/>
-        </w:numPr>
-      </w:pPr>
-      <w:r>
-        <w:t>kartya.id =&gt;vendeg.kartyaId [1:1 kapcsolat]</w:t>
-      </w:r>
-    </w:p>
-    <w:p>
-      <w:pPr>
-        <w:ind w:left="1416"/>
-      </w:pPr>
-    </w:p>
-    <w:p>
-      <w:pPr>
-        <w:ind w:left="1416"/>
-      </w:pPr>
     </w:p>
     <w:p>
       <w:pPr>
         <w:pStyle w:val="Cmsor1"/>
       </w:pPr>
-      <w:bookmarkStart w:id="19" w:name="_Toc242779941"/>
+      <w:bookmarkStart w:id="20" w:name="_Toc243388385"/>
       <w:r>
         <w:lastRenderedPageBreak/>
         <w:drawing>
-          <wp:anchor distT="0" distB="0" distL="114300" distR="114300" simplePos="0" relativeHeight="251658240" behindDoc="1" locked="0" layoutInCell="1" allowOverlap="1" wp14:anchorId="4A660F76" wp14:editId="08D50E2D">
+          <wp:anchor distT="0" distB="0" distL="114300" distR="114300" simplePos="0" relativeHeight="251658240" behindDoc="1" locked="0" layoutInCell="1" allowOverlap="1" wp14:anchorId="0EFE8DCF" wp14:editId="7E9E78E9">
             <wp:simplePos x="0" y="0"/>
-            <wp:positionH relativeFrom="page">
-              <wp:align>right</wp:align>
+            <wp:positionH relativeFrom="column">
+              <wp:posOffset>-746760</wp:posOffset>
             </wp:positionH>
             <wp:positionV relativeFrom="paragraph">
-              <wp:posOffset>399307</wp:posOffset>
+              <wp:posOffset>400050</wp:posOffset>
             </wp:positionV>
-            <wp:extent cx="7448263" cy="2786332"/>
-            <wp:effectExtent l="0" t="0" r="635" b="0"/>
+            <wp:extent cx="7472680" cy="3879850"/>
+            <wp:effectExtent l="0" t="0" r="0" b="6350"/>
             <wp:wrapTight wrapText="bothSides">
               <wp:wrapPolygon edited="0">
                 <wp:start x="0" y="0"/>
-                <wp:lineTo x="0" y="21418"/>
-                <wp:lineTo x="21547" y="21418"/>
-                <wp:lineTo x="21547" y="0"/>
+                <wp:lineTo x="0" y="21529"/>
+                <wp:lineTo x="21530" y="21529"/>
+                <wp:lineTo x="21530" y="0"/>
                 <wp:lineTo x="0" y="0"/>
               </wp:wrapPolygon>
             </wp:wrapTight>
-            <wp:docPr id="1" name="Kép 1"/>
+            <wp:docPr id="4" name="Kép 4"/>
             <wp:cNvGraphicFramePr>
               <a:graphicFrameLocks xmlns:a="http://schemas.openxmlformats.org/drawingml/2006/main" noChangeAspect="1"/>
             </wp:cNvGraphicFramePr>
@@ -4367,7 +4830,7 @@
               <a:graphicData uri="http://schemas.openxmlformats.org/drawingml/2006/picture">
                 <pic:pic xmlns:pic="http://schemas.openxmlformats.org/drawingml/2006/picture">
                   <pic:nvPicPr>
-                    <pic:cNvPr id="1" name="Kép 1"/>
+                    <pic:cNvPr id="4" name="Kép 4"/>
                     <pic:cNvPicPr/>
                   </pic:nvPicPr>
                   <pic:blipFill>
@@ -4385,7 +4848,7 @@
                   <pic:spPr>
                     <a:xfrm>
                       <a:off x="0" y="0"/>
-                      <a:ext cx="7448263" cy="2786332"/>
+                      <a:ext cx="7472680" cy="3879850"/>
                     </a:xfrm>
                     <a:prstGeom prst="rect">
                       <a:avLst/>
@@ -4415,7 +4878,7 @@
       <w:r>
         <w:t>m</w:t>
       </w:r>
-      <w:bookmarkEnd w:id="19"/>
+      <w:bookmarkEnd w:id="20"/>
     </w:p>
     <w:sectPr>
       <w:headerReference w:type="default" r:id="rId10"/>
@@ -6292,6 +6755,119 @@
     </w:lvl>
   </w:abstractNum>
   <w:abstractNum w:abstractNumId="15" w15:restartNumberingAfterBreak="0">
+    <w:nsid w:val="44041A2E"/>
+    <w:multiLevelType w:val="hybridMultilevel"/>
+    <w:tmpl w:val="2D6C1230"/>
+    <w:lvl w:ilvl="0" w:tplc="040E0001">
+      <w:start w:val="1"/>
+      <w:numFmt w:val="bullet"/>
+      <w:lvlText w:val=""/>
+      <w:lvlJc w:val="left"/>
+      <w:pPr>
+        <w:ind w:left="1776" w:hanging="360"/>
+      </w:pPr>
+      <w:rPr>
+        <w:rFonts w:ascii="Symbol" w:hAnsi="Symbol" w:hint="default"/>
+      </w:rPr>
+    </w:lvl>
+    <w:lvl w:ilvl="1" w:tplc="040E0003" w:tentative="1">
+      <w:start w:val="1"/>
+      <w:numFmt w:val="bullet"/>
+      <w:lvlText w:val="o"/>
+      <w:lvlJc w:val="left"/>
+      <w:pPr>
+        <w:ind w:left="2496" w:hanging="360"/>
+      </w:pPr>
+      <w:rPr>
+        <w:rFonts w:ascii="Courier New" w:hAnsi="Courier New" w:cs="Courier New" w:hint="default"/>
+      </w:rPr>
+    </w:lvl>
+    <w:lvl w:ilvl="2" w:tplc="040E0005" w:tentative="1">
+      <w:start w:val="1"/>
+      <w:numFmt w:val="bullet"/>
+      <w:lvlText w:val=""/>
+      <w:lvlJc w:val="left"/>
+      <w:pPr>
+        <w:ind w:left="3216" w:hanging="360"/>
+      </w:pPr>
+      <w:rPr>
+        <w:rFonts w:ascii="Wingdings" w:hAnsi="Wingdings" w:hint="default"/>
+      </w:rPr>
+    </w:lvl>
+    <w:lvl w:ilvl="3" w:tplc="040E0001" w:tentative="1">
+      <w:start w:val="1"/>
+      <w:numFmt w:val="bullet"/>
+      <w:lvlText w:val=""/>
+      <w:lvlJc w:val="left"/>
+      <w:pPr>
+        <w:ind w:left="3936" w:hanging="360"/>
+      </w:pPr>
+      <w:rPr>
+        <w:rFonts w:ascii="Symbol" w:hAnsi="Symbol" w:hint="default"/>
+      </w:rPr>
+    </w:lvl>
+    <w:lvl w:ilvl="4" w:tplc="040E0003" w:tentative="1">
+      <w:start w:val="1"/>
+      <w:numFmt w:val="bullet"/>
+      <w:lvlText w:val="o"/>
+      <w:lvlJc w:val="left"/>
+      <w:pPr>
+        <w:ind w:left="4656" w:hanging="360"/>
+      </w:pPr>
+      <w:rPr>
+        <w:rFonts w:ascii="Courier New" w:hAnsi="Courier New" w:cs="Courier New" w:hint="default"/>
+      </w:rPr>
+    </w:lvl>
+    <w:lvl w:ilvl="5" w:tplc="040E0005" w:tentative="1">
+      <w:start w:val="1"/>
+      <w:numFmt w:val="bullet"/>
+      <w:lvlText w:val=""/>
+      <w:lvlJc w:val="left"/>
+      <w:pPr>
+        <w:ind w:left="5376" w:hanging="360"/>
+      </w:pPr>
+      <w:rPr>
+        <w:rFonts w:ascii="Wingdings" w:hAnsi="Wingdings" w:hint="default"/>
+      </w:rPr>
+    </w:lvl>
+    <w:lvl w:ilvl="6" w:tplc="040E0001" w:tentative="1">
+      <w:start w:val="1"/>
+      <w:numFmt w:val="bullet"/>
+      <w:lvlText w:val=""/>
+      <w:lvlJc w:val="left"/>
+      <w:pPr>
+        <w:ind w:left="6096" w:hanging="360"/>
+      </w:pPr>
+      <w:rPr>
+        <w:rFonts w:ascii="Symbol" w:hAnsi="Symbol" w:hint="default"/>
+      </w:rPr>
+    </w:lvl>
+    <w:lvl w:ilvl="7" w:tplc="040E0003" w:tentative="1">
+      <w:start w:val="1"/>
+      <w:numFmt w:val="bullet"/>
+      <w:lvlText w:val="o"/>
+      <w:lvlJc w:val="left"/>
+      <w:pPr>
+        <w:ind w:left="6816" w:hanging="360"/>
+      </w:pPr>
+      <w:rPr>
+        <w:rFonts w:ascii="Courier New" w:hAnsi="Courier New" w:cs="Courier New" w:hint="default"/>
+      </w:rPr>
+    </w:lvl>
+    <w:lvl w:ilvl="8" w:tplc="040E0005" w:tentative="1">
+      <w:start w:val="1"/>
+      <w:numFmt w:val="bullet"/>
+      <w:lvlText w:val=""/>
+      <w:lvlJc w:val="left"/>
+      <w:pPr>
+        <w:ind w:left="7536" w:hanging="360"/>
+      </w:pPr>
+      <w:rPr>
+        <w:rFonts w:ascii="Wingdings" w:hAnsi="Wingdings" w:hint="default"/>
+      </w:rPr>
+    </w:lvl>
+  </w:abstractNum>
+  <w:abstractNum w:abstractNumId="16" w15:restartNumberingAfterBreak="0">
     <w:nsid w:val="463473AA"/>
     <w:multiLevelType w:val="hybridMultilevel"/>
     <w:tmpl w:val="73CCDB76"/>
@@ -6404,7 +6980,7 @@
       </w:rPr>
     </w:lvl>
   </w:abstractNum>
-  <w:abstractNum w:abstractNumId="16" w15:restartNumberingAfterBreak="0">
+  <w:abstractNum w:abstractNumId="17" w15:restartNumberingAfterBreak="0">
     <w:nsid w:val="4A4F7464"/>
     <w:multiLevelType w:val="hybridMultilevel"/>
     <w:tmpl w:val="E202EC18"/>
@@ -6516,7 +7092,7 @@
       </w:rPr>
     </w:lvl>
   </w:abstractNum>
-  <w:abstractNum w:abstractNumId="17" w15:restartNumberingAfterBreak="0">
+  <w:abstractNum w:abstractNumId="18" w15:restartNumberingAfterBreak="0">
     <w:nsid w:val="519E616D"/>
     <w:multiLevelType w:val="hybridMultilevel"/>
     <w:tmpl w:val="DBBE8864"/>
@@ -6629,7 +7205,7 @@
       </w:rPr>
     </w:lvl>
   </w:abstractNum>
-  <w:abstractNum w:abstractNumId="18" w15:restartNumberingAfterBreak="0">
+  <w:abstractNum w:abstractNumId="19" w15:restartNumberingAfterBreak="0">
     <w:nsid w:val="57646CCA"/>
     <w:multiLevelType w:val="hybridMultilevel"/>
     <w:tmpl w:val="AF1C531A"/>
@@ -6742,7 +7318,7 @@
       </w:rPr>
     </w:lvl>
   </w:abstractNum>
-  <w:abstractNum w:abstractNumId="19" w15:restartNumberingAfterBreak="0">
+  <w:abstractNum w:abstractNumId="20" w15:restartNumberingAfterBreak="0">
     <w:nsid w:val="591139A5"/>
     <w:multiLevelType w:val="hybridMultilevel"/>
     <w:tmpl w:val="5DA60640"/>
@@ -6855,7 +7431,7 @@
       </w:rPr>
     </w:lvl>
   </w:abstractNum>
-  <w:abstractNum w:abstractNumId="20" w15:restartNumberingAfterBreak="0">
+  <w:abstractNum w:abstractNumId="21" w15:restartNumberingAfterBreak="0">
     <w:nsid w:val="6899739F"/>
     <w:multiLevelType w:val="hybridMultilevel"/>
     <w:tmpl w:val="BAC25E58"/>
@@ -6968,7 +7544,7 @@
       </w:rPr>
     </w:lvl>
   </w:abstractNum>
-  <w:abstractNum w:abstractNumId="21" w15:restartNumberingAfterBreak="0">
+  <w:abstractNum w:abstractNumId="22" w15:restartNumberingAfterBreak="0">
     <w:nsid w:val="6A3B1CA1"/>
     <w:multiLevelType w:val="hybridMultilevel"/>
     <w:tmpl w:val="EC760C36"/>
@@ -7080,7 +7656,7 @@
       </w:rPr>
     </w:lvl>
   </w:abstractNum>
-  <w:abstractNum w:abstractNumId="22" w15:restartNumberingAfterBreak="0">
+  <w:abstractNum w:abstractNumId="23" w15:restartNumberingAfterBreak="0">
     <w:nsid w:val="6B8B097C"/>
     <w:multiLevelType w:val="hybridMultilevel"/>
     <w:tmpl w:val="15E8C688"/>
@@ -7192,7 +7768,7 @@
       </w:rPr>
     </w:lvl>
   </w:abstractNum>
-  <w:abstractNum w:abstractNumId="23" w15:restartNumberingAfterBreak="0">
+  <w:abstractNum w:abstractNumId="24" w15:restartNumberingAfterBreak="0">
     <w:nsid w:val="6C5679D2"/>
     <w:multiLevelType w:val="hybridMultilevel"/>
     <w:tmpl w:val="B3508E88"/>
@@ -7305,7 +7881,7 @@
       </w:rPr>
     </w:lvl>
   </w:abstractNum>
-  <w:abstractNum w:abstractNumId="24" w15:restartNumberingAfterBreak="0">
+  <w:abstractNum w:abstractNumId="25" w15:restartNumberingAfterBreak="0">
     <w:nsid w:val="6E6C0799"/>
     <w:multiLevelType w:val="hybridMultilevel"/>
     <w:tmpl w:val="3B6CFBCC"/>
@@ -7418,7 +7994,7 @@
       </w:rPr>
     </w:lvl>
   </w:abstractNum>
-  <w:abstractNum w:abstractNumId="25" w15:restartNumberingAfterBreak="0">
+  <w:abstractNum w:abstractNumId="26" w15:restartNumberingAfterBreak="0">
     <w:nsid w:val="6FCE024F"/>
     <w:multiLevelType w:val="hybridMultilevel"/>
     <w:tmpl w:val="60D8A992"/>
@@ -7530,7 +8106,7 @@
       </w:rPr>
     </w:lvl>
   </w:abstractNum>
-  <w:abstractNum w:abstractNumId="26" w15:restartNumberingAfterBreak="0">
+  <w:abstractNum w:abstractNumId="27" w15:restartNumberingAfterBreak="0">
     <w:nsid w:val="721E3991"/>
     <w:multiLevelType w:val="hybridMultilevel"/>
     <w:tmpl w:val="72FCB9C4"/>
@@ -7643,7 +8219,7 @@
       </w:rPr>
     </w:lvl>
   </w:abstractNum>
-  <w:abstractNum w:abstractNumId="27" w15:restartNumberingAfterBreak="0">
+  <w:abstractNum w:abstractNumId="28" w15:restartNumberingAfterBreak="0">
     <w:nsid w:val="7AA558AC"/>
     <w:multiLevelType w:val="multilevel"/>
     <w:tmpl w:val="AD9832DA"/>
@@ -7761,13 +8337,13 @@
     </w:lvl>
   </w:abstractNum>
   <w:num w:numId="1">
-    <w:abstractNumId w:val="27"/>
+    <w:abstractNumId w:val="28"/>
   </w:num>
   <w:num w:numId="2">
     <w:abstractNumId w:val="6"/>
   </w:num>
   <w:num w:numId="3">
-    <w:abstractNumId w:val="27"/>
+    <w:abstractNumId w:val="28"/>
   </w:num>
   <w:num w:numId="4">
     <w:abstractNumId w:val="14"/>
@@ -7779,10 +8355,10 @@
     <w:abstractNumId w:val="8"/>
   </w:num>
   <w:num w:numId="7">
-    <w:abstractNumId w:val="26"/>
+    <w:abstractNumId w:val="27"/>
   </w:num>
   <w:num w:numId="8">
-    <w:abstractNumId w:val="23"/>
+    <w:abstractNumId w:val="24"/>
   </w:num>
   <w:num w:numId="9">
     <w:abstractNumId w:val="11"/>
@@ -7791,25 +8367,25 @@
     <w:abstractNumId w:val="12"/>
   </w:num>
   <w:num w:numId="11">
-    <w:abstractNumId w:val="20"/>
+    <w:abstractNumId w:val="21"/>
   </w:num>
   <w:num w:numId="12">
-    <w:abstractNumId w:val="19"/>
+    <w:abstractNumId w:val="20"/>
   </w:num>
   <w:num w:numId="13">
     <w:abstractNumId w:val="4"/>
   </w:num>
   <w:num w:numId="14">
-    <w:abstractNumId w:val="15"/>
+    <w:abstractNumId w:val="16"/>
   </w:num>
   <w:num w:numId="15">
     <w:abstractNumId w:val="2"/>
   </w:num>
   <w:num w:numId="16">
-    <w:abstractNumId w:val="17"/>
+    <w:abstractNumId w:val="18"/>
   </w:num>
   <w:num w:numId="17">
-    <w:abstractNumId w:val="18"/>
+    <w:abstractNumId w:val="19"/>
   </w:num>
   <w:num w:numId="18">
     <w:abstractNumId w:val="1"/>
@@ -7818,25 +8394,25 @@
     <w:abstractNumId w:val="7"/>
   </w:num>
   <w:num w:numId="20">
-    <w:abstractNumId w:val="22"/>
+    <w:abstractNumId w:val="23"/>
   </w:num>
   <w:num w:numId="21">
     <w:abstractNumId w:val="5"/>
   </w:num>
   <w:num w:numId="22">
-    <w:abstractNumId w:val="21"/>
+    <w:abstractNumId w:val="22"/>
   </w:num>
   <w:num w:numId="23">
     <w:abstractNumId w:val="3"/>
   </w:num>
   <w:num w:numId="24">
-    <w:abstractNumId w:val="25"/>
+    <w:abstractNumId w:val="26"/>
   </w:num>
   <w:num w:numId="25">
     <w:abstractNumId w:val="0"/>
   </w:num>
   <w:num w:numId="26">
-    <w:abstractNumId w:val="16"/>
+    <w:abstractNumId w:val="17"/>
   </w:num>
   <w:num w:numId="27">
     <w:abstractNumId w:val="10"/>
@@ -7845,7 +8421,10 @@
     <w:abstractNumId w:val="13"/>
   </w:num>
   <w:num w:numId="29">
-    <w:abstractNumId w:val="24"/>
+    <w:abstractNumId w:val="25"/>
+  </w:num>
+  <w:num w:numId="30">
+    <w:abstractNumId w:val="15"/>
   </w:num>
 </w:numbering>
 </file>

--- a/ZoneControl_Adatszerkezet.docx
+++ b/ZoneControl_Adatszerkezet.docx
@@ -2573,6 +2573,13 @@
           <w:sz w:val="28"/>
           <w:szCs w:val="28"/>
         </w:rPr>
+        <w:t>,</w:t>
+      </w:r>
+      <w:r>
+        <w:rPr>
+          <w:sz w:val="28"/>
+          <w:szCs w:val="28"/>
+        </w:rPr>
         <w:t xml:space="preserve"> távozás dátuma</w:t>
       </w:r>
     </w:p>
@@ -2969,16 +2976,7 @@
         <w:t xml:space="preserve"> </w:t>
       </w:r>
       <w:r>
-        <w:t>jogosults</w:t>
-      </w:r>
-      <w:r>
-        <w:t>á</w:t>
-      </w:r>
-      <w:r>
-        <w:t>g</w:t>
-      </w:r>
-      <w:r>
-        <w:t xml:space="preserve"> kezdete</w:t>
+        <w:t>jogosultság kezdete</w:t>
       </w:r>
     </w:p>
     <w:p>
@@ -2998,14 +2996,7 @@
           <w:sz w:val="28"/>
           <w:szCs w:val="28"/>
         </w:rPr>
-        <w:t xml:space="preserve">meddig </w:t>
-      </w:r>
-      <w:r>
-        <w:rPr>
-          <w:sz w:val="28"/>
-          <w:szCs w:val="28"/>
-        </w:rPr>
-        <w:t>(date),</w:t>
+        <w:t>meddig (date),</w:t>
       </w:r>
       <w:r>
         <w:rPr>
@@ -3015,10 +3006,7 @@
         <w:t xml:space="preserve"> </w:t>
       </w:r>
       <w:r>
-        <w:t>jogosultság</w:t>
-      </w:r>
-      <w:r>
-        <w:t xml:space="preserve"> vége</w:t>
+        <w:t>jogosultság vége</w:t>
       </w:r>
     </w:p>
     <w:p>
@@ -3115,7 +3103,21 @@
           <w:sz w:val="28"/>
           <w:szCs w:val="28"/>
         </w:rPr>
-        <w:t>, részle neve</w:t>
+        <w:t>, részle</w:t>
+      </w:r>
+      <w:r>
+        <w:rPr>
+          <w:sz w:val="28"/>
+          <w:szCs w:val="28"/>
+        </w:rPr>
+        <w:t>g</w:t>
+      </w:r>
+      <w:r>
+        <w:rPr>
+          <w:sz w:val="28"/>
+          <w:szCs w:val="28"/>
+        </w:rPr>
+        <w:t xml:space="preserve"> neve</w:t>
       </w:r>
     </w:p>
     <w:p>
@@ -3142,7 +3144,7 @@
           <w:sz w:val="28"/>
           <w:szCs w:val="28"/>
         </w:rPr>
-        <w:t xml:space="preserve">  (szöveg)</w:t>
+        <w:t xml:space="preserve"> (szöveg)</w:t>
       </w:r>
       <w:r>
         <w:rPr>
